--- a/Carrowmore_Framing_and_Call.docx
+++ b/Carrowmore_Framing_and_Call.docx
@@ -135,17 +135,7 @@
         <w:spacing w:after="50"/>
       </w:pPr>
       <w:r>
-        <w:t xml:space="preserve">The keeper's: </w:t>
-      </w:r>
-      <w:r>
-        <w:rPr>
-          <w:i/>
-          <w:iCs/>
-        </w:rPr>
-        <w:t xml:space="preserve">"What am I qualified for, what am I nearly qualified for, and what is the shortest honest route from here to a job?"</w:t>
-      </w:r>
-      <w:r>
-        <w:t xml:space="preserve"> The redeployment shortlist runs on the same evidence, so one record serves both views.</w:t>
+        <w:t xml:space="preserve">The keeper's: what am I qualified for, what am I nearly qualified for, and what is the shortest route from here to a job? The redeployment shortlist runs on the same evidence, so one record serves both views.</w:t>
       </w:r>
     </w:p>
     <w:p>

--- a/Carrowmore_Framing_and_Call.docx
+++ b/Carrowmore_Framing_and_Call.docx
@@ -1,16 +1,19 @@
 
 <file path=word/document.xml><?xml version="1.0" encoding="utf-8"?>
-<w:document xmlns:wpc="http://schemas.microsoft.com/office/word/2010/wordprocessingCanvas" xmlns:mc="http://schemas.openxmlformats.org/markup-compatibility/2006" xmlns:o="urn:schemas-microsoft-com:office:office" xmlns:r="http://schemas.openxmlformats.org/officeDocument/2006/relationships" xmlns:m="http://schemas.openxmlformats.org/officeDocument/2006/math" xmlns:v="urn:schemas-microsoft-com:vml" xmlns:wp14="http://schemas.microsoft.com/office/word/2010/wordprocessingDrawing" xmlns:wp="http://schemas.openxmlformats.org/drawingml/2006/wordprocessingDrawing" xmlns:w10="urn:schemas-microsoft-com:office:word" xmlns:w="http://schemas.openxmlformats.org/wordprocessingml/2006/main" xmlns:w14="http://schemas.microsoft.com/office/word/2010/wordml" xmlns:w15="http://schemas.microsoft.com/office/word/2012/wordml" xmlns:wpg="http://schemas.microsoft.com/office/word/2010/wordprocessingGroup" xmlns:wpi="http://schemas.microsoft.com/office/word/2010/wordprocessingInk" xmlns:wne="http://schemas.microsoft.com/office/word/2006/wordml" xmlns:wps="http://schemas.microsoft.com/office/word/2010/wordprocessingShape" xmlns:cx="http://schemas.microsoft.com/office/drawing/2014/chartex" xmlns:cx1="http://schemas.microsoft.com/office/drawing/2015/9/8/chartex" xmlns:cx2="http://schemas.microsoft.com/office/drawing/2015/10/21/chartex" xmlns:cx3="http://schemas.microsoft.com/office/drawing/2016/5/9/chartex" xmlns:cx4="http://schemas.microsoft.com/office/drawing/2016/5/10/chartex" xmlns:cx5="http://schemas.microsoft.com/office/drawing/2016/5/11/chartex" xmlns:cx6="http://schemas.microsoft.com/office/drawing/2016/5/12/chartex" xmlns:cx7="http://schemas.microsoft.com/office/drawing/2016/5/13/chartex" xmlns:cx8="http://schemas.microsoft.com/office/drawing/2016/5/14/chartex" xmlns:aink="http://schemas.microsoft.com/office/drawing/2016/ink" xmlns:am3d="http://schemas.microsoft.com/office/drawing/2017/model3d" xmlns:w16cex="http://schemas.microsoft.com/office/word/2018/wordml/cex" xmlns:w16cid="http://schemas.microsoft.com/office/word/2016/wordml/cid" xmlns:w16="http://schemas.microsoft.com/office/word/2018/wordml" xmlns:w16sdtdh="http://schemas.microsoft.com/office/word/2020/wordml/sdtdatahash" xmlns:w16se="http://schemas.microsoft.com/office/word/2015/wordml/symex" mc:Ignorable="w14 w15 wp14">
+<w:document xmlns:wpc="http://schemas.microsoft.com/office/word/2010/wordprocessingCanvas" xmlns:cx="http://schemas.microsoft.com/office/drawing/2014/chartex" xmlns:cx1="http://schemas.microsoft.com/office/drawing/2015/9/8/chartex" xmlns:cx2="http://schemas.microsoft.com/office/drawing/2015/10/21/chartex" xmlns:cx3="http://schemas.microsoft.com/office/drawing/2016/5/9/chartex" xmlns:cx4="http://schemas.microsoft.com/office/drawing/2016/5/10/chartex" xmlns:cx5="http://schemas.microsoft.com/office/drawing/2016/5/11/chartex" xmlns:cx6="http://schemas.microsoft.com/office/drawing/2016/5/12/chartex" xmlns:cx7="http://schemas.microsoft.com/office/drawing/2016/5/13/chartex" xmlns:cx8="http://schemas.microsoft.com/office/drawing/2016/5/14/chartex" xmlns:mc="http://schemas.openxmlformats.org/markup-compatibility/2006" xmlns:m="http://schemas.openxmlformats.org/officeDocument/2006/math" xmlns:aink="http://schemas.microsoft.com/office/drawing/2016/ink" xmlns:am3d="http://schemas.microsoft.com/office/drawing/2017/model3d" xmlns:oel="http://schemas.microsoft.com/office/2019/extlst" xmlns:r="http://schemas.openxmlformats.org/officeDocument/2006/relationships" xmlns:wp14="http://schemas.microsoft.com/office/word/2010/wordprocessingDrawing" xmlns:wp="http://schemas.openxmlformats.org/drawingml/2006/wordprocessingDrawing" xmlns:wpg="http://schemas.microsoft.com/office/word/2010/wordprocessingGroup" xmlns:wpi="http://schemas.microsoft.com/office/word/2010/wordprocessingInk" xmlns:wps="http://schemas.microsoft.com/office/word/2010/wordprocessingShape" xmlns:o="urn:schemas-microsoft-com:office:office" xmlns:v="urn:schemas-microsoft-com:vml" xmlns:w10="urn:schemas-microsoft-com:office:word" xmlns:w="http://schemas.openxmlformats.org/wordprocessingml/2006/main" xmlns:w14="http://schemas.microsoft.com/office/word/2010/wordml" xmlns:w15="http://schemas.microsoft.com/office/word/2012/wordml" xmlns:w16cex="http://schemas.microsoft.com/office/word/2018/wordml/cex" xmlns:w16cid="http://schemas.microsoft.com/office/word/2016/wordml/cid" xmlns:w16="http://schemas.microsoft.com/office/word/2018/wordml" xmlns:w16sdtdh="http://schemas.microsoft.com/office/word/2020/wordml/sdtdatahash" xmlns:w16sdtfl="http://schemas.microsoft.com/office/word/2024/wordml/sdtformatlock" xmlns:w16se="http://schemas.microsoft.com/office/word/2015/wordml/symex" xmlns:w16du="http://schemas.microsoft.com/office/word/2023/wordml/word16du" xmlns:wne="http://schemas.microsoft.com/office/word/2006/wordml" mc:Ignorable="w14 w15 w16se w16cid w16 w16cex w16sdtdh w16sdtfl w16du wp14">
   <w:body>
     <w:p>
       <w:pPr>
         <w:spacing w:after="80"/>
       </w:pPr>
       <w:r>
+        <w:rPr>
+          <w:noProof/>
+        </w:rPr>
         <w:drawing>
-          <wp:inline distT="0" distB="0" distL="0" distR="0">
+          <wp:inline distT="0" distB="0" distL="0" distR="0" wp14:anchorId="5190A11D" wp14:editId="3481C734">
             <wp:extent cx="1143000" cy="228600"/>
-            <wp:effectExtent t="0" r="0" b="0" l="0"/>
+            <wp:effectExtent l="0" t="0" r="0" b="0"/>
             <wp:docPr id="1" name="Pearson" descr="Pearson logo" title="Pearson"/>
             <wp:cNvGraphicFramePr>
               <a:graphicFrameLocks xmlns:a="http://schemas.openxmlformats.org/drawingml/2006/main" noChangeAspect="1"/>
@@ -19,13 +22,13 @@
               <a:graphicData uri="http://schemas.openxmlformats.org/drawingml/2006/picture">
                 <pic:pic xmlns:pic="http://schemas.openxmlformats.org/drawingml/2006/picture">
                   <pic:nvPicPr>
-                    <pic:cNvPr id="0" name="" descr=""/>
+                    <pic:cNvPr id="0" name=""/>
                     <pic:cNvPicPr>
                       <a:picLocks noChangeAspect="1" noChangeArrowheads="1"/>
                     </pic:cNvPicPr>
                   </pic:nvPicPr>
                   <pic:blipFill>
-                    <a:blip r:embed="rId8" cstate="none"/>
+                    <a:blip r:embed="rId7"/>
                     <a:srcRect/>
                     <a:stretch>
                       <a:fillRect/>
@@ -59,13 +62,13 @@
           <w:sz w:val="15"/>
           <w:szCs w:val="15"/>
         </w:rPr>
-        <w:t xml:space="preserve">CARROWMORE BRIEF · SENIOR PRODUCT MANAGER, ZERO TO ONE · CALLIE RAE MCSPADDEN</w:t>
+        <w:t>CARROWMORE BRIEF · SENIOR PRODUCT MANAGER, ZERO TO ONE · CALLIE RAE MCSPADDEN</w:t>
       </w:r>
     </w:p>
     <w:p>
       <w:pPr>
         <w:pBdr>
-          <w:bottom w:val="single" w:color="56E2E1" w:sz="6" w:space="6"/>
+          <w:bottom w:val="single" w:sz="6" w:space="6" w:color="56E2E1"/>
         </w:pBdr>
         <w:spacing w:after="100"/>
       </w:pPr>
@@ -77,7 +80,7 @@
           <w:sz w:val="16"/>
           <w:szCs w:val="16"/>
         </w:rPr>
-        <w:t xml:space="preserve">Prototype:</w:t>
+        <w:t>Prototype:</w:t>
       </w:r>
       <w:r>
         <w:rPr>
@@ -95,7 +98,7 @@
           <w:sz w:val="16"/>
           <w:szCs w:val="16"/>
         </w:rPr>
-        <w:t xml:space="preserve">Repository:</w:t>
+        <w:t>Repository:</w:t>
       </w:r>
       <w:r>
         <w:rPr>
@@ -111,15 +114,57 @@
         <w:pStyle w:val="Heading1"/>
       </w:pPr>
       <w:r>
-        <w:t xml:space="preserve">Framing the bet</w:t>
+        <w:t>Frame</w:t>
       </w:r>
     </w:p>
     <w:p>
       <w:pPr>
         <w:spacing w:after="50"/>
-      </w:pPr>
-      <w:r>
-        <w:t xml:space="preserve">A keeper's working life is already written down, just not in a language employers read. The bet: forty years of logbooks can be translated into an employer's terms, graded honestly, so a keeper sees what he is qualified for, what he is nearly qualified for, and the shortest route between the two.</w:t>
+        <w:rPr>
+          <w:b/>
+          <w:bCs/>
+          <w:color w:val="002060"/>
+        </w:rPr>
+      </w:pPr>
+      <w:r>
+        <w:rPr>
+          <w:b/>
+          <w:bCs/>
+          <w:color w:val="002060"/>
+        </w:rPr>
+        <w:t>Forty years of logbooks can be translated into an employer’s terms, graded impartially, and used to show a keeper what they are qualified for</w:t>
+      </w:r>
+      <w:r>
+        <w:rPr>
+          <w:b/>
+          <w:bCs/>
+          <w:color w:val="002060"/>
+        </w:rPr>
+        <w:t xml:space="preserve"> or </w:t>
+      </w:r>
+      <w:r>
+        <w:rPr>
+          <w:b/>
+          <w:bCs/>
+          <w:color w:val="002060"/>
+        </w:rPr>
+        <w:t>the route</w:t>
+      </w:r>
+      <w:r>
+        <w:rPr>
+          <w:b/>
+          <w:bCs/>
+          <w:color w:val="002060"/>
+        </w:rPr>
+        <w:t xml:space="preserve"> to get there</w:t>
+      </w:r>
+      <w:r>
+        <w:rPr>
+          <w:b/>
+          <w:bCs/>
+          <w:color w:val="002060"/>
+        </w:rPr>
+        <w:t>.</w:t>
       </w:r>
     </w:p>
     <w:p>
@@ -127,7 +172,7 @@
         <w:pStyle w:val="Heading2"/>
       </w:pPr>
       <w:r>
-        <w:t xml:space="preserve">Whose problem</w:t>
+        <w:t>Whose problem</w:t>
       </w:r>
     </w:p>
     <w:p>
@@ -135,7 +180,24 @@
         <w:spacing w:after="50"/>
       </w:pPr>
       <w:r>
-        <w:t xml:space="preserve">The keeper's: what am I qualified for, what am I nearly qualified for, and what is the shortest route from here to a job? The redeployment shortlist runs on the same evidence, so one record serves both views.</w:t>
+        <w:rPr>
+          <w:b/>
+          <w:bCs/>
+        </w:rPr>
+        <w:t>The keeper’s:</w:t>
+      </w:r>
+      <w:r>
+        <w:t xml:space="preserve"> </w:t>
+      </w:r>
+      <w:r>
+        <w:rPr>
+          <w:i/>
+          <w:iCs/>
+        </w:rPr>
+        <w:t>what am I qualified for, what am I nearly qualified for, and what is the shortest route from here to a job?</w:t>
+      </w:r>
+      <w:r>
+        <w:t xml:space="preserve"> The employer’s problem runs on the same evidence, so one record serves both views.</w:t>
       </w:r>
     </w:p>
     <w:p>
@@ -143,7 +205,7 @@
         <w:pStyle w:val="Heading2"/>
       </w:pPr>
       <w:r>
-        <w:t xml:space="preserve">What I believe but cannot yet prove</w:t>
+        <w:t xml:space="preserve">Assumptions </w:t>
       </w:r>
     </w:p>
     <w:p>
@@ -156,7 +218,7 @@
         <w:spacing w:after="30"/>
       </w:pPr>
       <w:r>
-        <w:t xml:space="preserve">Skills are what you know, not how you learned them: "isolated no.2 and earthed off" is what a module assesses.</w:t>
+        <w:t>Skills are what you know, not how you learned them: “isolated no.2 and earthed off” is what a module assesses.</w:t>
       </w:r>
     </w:p>
     <w:p>
@@ -169,7 +231,7 @@
         <w:spacing w:after="30"/>
       </w:pPr>
       <w:r>
-        <w:t xml:space="preserve">Translation is the value, even where the keeper already knows the skill.</w:t>
+        <w:t>Translation is the value, even where the keeper already knows the skill.</w:t>
       </w:r>
     </w:p>
     <w:p>
@@ -182,7 +244,7 @@
         <w:spacing w:after="30"/>
       </w:pPr>
       <w:r>
-        <w:t xml:space="preserve">Most keepers are nearly qualified: 23 of 38 hold some HV Authorized Person modules; 2 hold the full certificate.</w:t>
+        <w:t>Most keepers are nearly qualified: 23 of 38 hold some HV Authorized Person modules; 2 hold the full certificate.</w:t>
       </w:r>
     </w:p>
     <w:p>
@@ -195,7 +257,7 @@
         <w:spacing w:after="30"/>
       </w:pPr>
       <w:r>
-        <w:t xml:space="preserve">Employers will weigh inferred evidence. Not testable this week.</w:t>
+        <w:t>Employers will weigh inferred evidence where marked for follow-up. Not testable in mock scenario.</w:t>
       </w:r>
     </w:p>
     <w:p>
@@ -203,7 +265,7 @@
         <w:pStyle w:val="Heading2"/>
       </w:pPr>
       <w:r>
-        <w:t xml:space="preserve">The one that sinks it</w:t>
+        <w:t>The Sink</w:t>
       </w:r>
     </w:p>
     <w:p>
@@ -215,10 +277,10 @@
           <w:b/>
           <w:bCs/>
         </w:rPr>
-        <w:t xml:space="preserve">AI can map log entries to employer requirements accurately enough, and word the result plainly enough, that a keeper acts on it correctly.</w:t>
-      </w:r>
-      <w:r>
-        <w:t xml:space="preserve"> Wrong, or read as a promise, it sends a fifty-four-year-old to an interview he can't pass.</w:t>
+        <w:t>AI can map logs to employer requirements and word the result plainly enough that a keeper understands and acts on it correctly.</w:t>
+      </w:r>
+      <w:r>
+        <w:t xml:space="preserve"> If wrong, or read as a guarantee, it sends a candidate to an interview unqualified.</w:t>
       </w:r>
     </w:p>
     <w:p>
@@ -226,47 +288,7 @@
         <w:pStyle w:val="Heading2"/>
       </w:pPr>
       <w:r>
-        <w:t xml:space="preserve">How I tested it</w:t>
-      </w:r>
-    </w:p>
-    <w:p>
-      <w:pPr>
-        <w:spacing w:after="50"/>
-      </w:pPr>
-      <w:r>
-        <w:t xml:space="preserve">Ten keepers, chosen by rule with three held out, were graded blind by hand on five requirements before the AI graded them, citing every log line. No match score: four evidence tiers, and logs never mark an insurer gate as met. Kill rules, committed first: beat keyword search on the held-out keepers, find at least half the real evidence, and be wrong no more than 1 time in 10 to persevere (1 in 4 to pivot).</w:t>
-      </w:r>
-    </w:p>
-    <w:p>
-      <w:pPr>
-        <w:pStyle w:val="Heading2"/>
-      </w:pPr>
-      <w:r>
-        <w:t xml:space="preserve">What I chose not to build</w:t>
-      </w:r>
-    </w:p>
-    <w:p>
-      <w:pPr>
-        <w:spacing w:after="50"/>
-      </w:pPr>
-      <w:r>
-        <w:t xml:space="preserve">The raw pack (attribution took the Authority three weeks for 40 keepers; at 340 it is the kill at scale), four of the six postings, small-boat work and two untested desirables (supervising contractors, mentoring), learning-rate and cost-of-candidacy models, appraisals and age-dependent criteria like "younger colleagues" (the tool seeks only what it needs) and real authentication (the mock sign-in shows who sees what).</w:t>
-      </w:r>
-    </w:p>
-    <w:p>
-      <w:pPr>
-        <w:pBdr>
-          <w:bottom w:val="single" w:color="56E2E1" w:sz="6" w:space="4"/>
-        </w:pBdr>
-        <w:spacing w:after="40"/>
-      </w:pPr>
-    </w:p>
-    <w:p>
-      <w:pPr>
-        <w:pStyle w:val="Heading1"/>
-      </w:pPr>
-      <w:r>
-        <w:t xml:space="preserve">The call: persevere on the evidence, pivot on the language</w:t>
+        <w:t>Testing</w:t>
       </w:r>
     </w:p>
     <w:p>
@@ -278,7 +300,61 @@
           <w:b/>
           <w:bCs/>
         </w:rPr>
-        <w:t xml:space="preserve">The mapping held; the wording didn't.</w:t>
+        <w:t>Method:</w:t>
+      </w:r>
+      <w:r>
+        <w:t xml:space="preserve"> On the Authority’s cleaned subset (the question is inference, not OCR repair), ten keepers, chosen by rule with three held out from tuning, were graded blind by hand on five requirements before the AI graded them, citing every log line. No match score: four evidence tiers, and logs never mark an insurer gate as met.</w:t>
+      </w:r>
+    </w:p>
+    <w:p>
+      <w:pPr>
+        <w:spacing w:after="50"/>
+      </w:pPr>
+      <w:r>
+        <w:rPr>
+          <w:b/>
+          <w:bCs/>
+        </w:rPr>
+        <w:t>Kill rules, set before any results:</w:t>
+      </w:r>
+      <w:r>
+        <w:t xml:space="preserve"> beat keyword search on the held-out keepers, find at least half the real evidence, and be wrong no more than 1 time in 10 to persevere (1 in 4 to pivot).</w:t>
+      </w:r>
+    </w:p>
+    <w:p>
+      <w:pPr>
+        <w:pStyle w:val="Heading2"/>
+      </w:pPr>
+      <w:r>
+        <w:t>What wasn’t built</w:t>
+      </w:r>
+    </w:p>
+    <w:p>
+      <w:pPr>
+        <w:spacing w:after="50"/>
+      </w:pPr>
+      <w:r>
+        <w:t>The raw pack (attribution took the Authority three weeks for 40 keepers; at 340 it is the kill at scale), four of six postings, small-boat work (needs the employer’s definition of small boats and swell), appraisals and manager notes (the tool seeks only what it needs), two untested desirables (supervising contractors, mentoring), the age-dependent “younger colleagues” criterion (age is not used), and real authentication (the mock sign-in shows who sees what, with no security).</w:t>
+      </w:r>
+    </w:p>
+    <w:p>
+      <w:pPr>
+        <w:pStyle w:val="Heading1"/>
+      </w:pPr>
+      <w:r>
+        <w:t>The call: persevere on the evidence, pivot on the language</w:t>
+      </w:r>
+    </w:p>
+    <w:p>
+      <w:pPr>
+        <w:spacing w:after="50"/>
+      </w:pPr>
+      <w:r>
+        <w:rPr>
+          <w:b/>
+          <w:bCs/>
+        </w:rPr>
+        <w:t>The mapping held; the wording didn’t.</w:t>
       </w:r>
       <w:r>
         <w:t xml:space="preserve"> Ship it advisor-reviewed until a second grader, a larger sample and a wording retest confirm it. On accuracy, my rules return </w:t>
@@ -288,23 +364,35 @@
           <w:i/>
           <w:iCs/>
         </w:rPr>
-        <w:t xml:space="preserve">inconclusive, leaning persevere</w:t>
-      </w:r>
-      <w:r>
-        <w:t xml:space="preserve">.</w:t>
+        <w:t>leaning persevere</w:t>
+      </w:r>
+      <w:r>
+        <w:t xml:space="preserve">, </w:t>
+      </w:r>
+      <w:r>
+        <w:rPr>
+          <w:i/>
+          <w:iCs/>
+        </w:rPr>
+        <w:t xml:space="preserve">inconclusive sample size. </w:t>
       </w:r>
     </w:p>
     <w:tbl>
       <w:tblPr>
-        <w:tblW w:type="dxa" w:w="10080"/>
+        <w:tblW w:w="10080" w:type="dxa"/>
         <w:tblBorders>
-          <w:top w:val="single" w:color="auto" w:sz="4"/>
-          <w:left w:val="single" w:color="auto" w:sz="4"/>
-          <w:bottom w:val="single" w:color="auto" w:sz="4"/>
-          <w:right w:val="single" w:color="auto" w:sz="4"/>
-          <w:insideH w:val="single" w:color="auto" w:sz="4"/>
-          <w:insideV w:val="single" w:color="auto" w:sz="4"/>
+          <w:top w:val="single" w:sz="4" w:space="0" w:color="auto"/>
+          <w:left w:val="single" w:sz="4" w:space="0" w:color="auto"/>
+          <w:bottom w:val="single" w:sz="4" w:space="0" w:color="auto"/>
+          <w:right w:val="single" w:sz="4" w:space="0" w:color="auto"/>
+          <w:insideH w:val="single" w:sz="4" w:space="0" w:color="auto"/>
+          <w:insideV w:val="single" w:sz="4" w:space="0" w:color="auto"/>
         </w:tblBorders>
+        <w:tblCellMar>
+          <w:left w:w="10" w:type="dxa"/>
+          <w:right w:w="10" w:type="dxa"/>
+        </w:tblCellMar>
+        <w:tblLook w:val="04A0" w:firstRow="1" w:lastRow="0" w:firstColumn="1" w:lastColumn="0" w:noHBand="0" w:noVBand="1"/>
       </w:tblPr>
       <w:tblGrid>
         <w:gridCol w:w="4080"/>
@@ -318,42 +406,43 @@
         </w:trPr>
         <w:tc>
           <w:tcPr>
-            <w:tcW w:type="dxa" w:w="4080"/>
+            <w:tcW w:w="4080" w:type="dxa"/>
             <w:tcBorders>
-              <w:top w:val="single" w:color="C1BFFF" w:sz="4"/>
-              <w:left w:val="single" w:color="C1BFFF" w:sz="4"/>
-              <w:bottom w:val="single" w:color="C1BFFF" w:sz="4"/>
-              <w:right w:val="single" w:color="C1BFFF" w:sz="4"/>
+              <w:top w:val="single" w:sz="4" w:space="0" w:color="C1BFFF"/>
+              <w:left w:val="single" w:sz="4" w:space="0" w:color="C1BFFF"/>
+              <w:bottom w:val="single" w:sz="4" w:space="0" w:color="C1BFFF"/>
+              <w:right w:val="single" w:sz="4" w:space="0" w:color="C1BFFF"/>
             </w:tcBorders>
-            <w:shd w:fill="0D004D" w:color="auto" w:val="clear"/>
+            <w:shd w:val="clear" w:color="auto" w:fill="0D004D"/>
             <w:tcMar>
-              <w:top w:type="dxa" w:w="30"/>
-              <w:left w:type="dxa" w:w="110"/>
-              <w:bottom w:type="dxa" w:w="30"/>
-              <w:right w:type="dxa" w:w="110"/>
+              <w:top w:w="30" w:type="dxa"/>
+              <w:left w:w="110" w:type="dxa"/>
+              <w:bottom w:w="30" w:type="dxa"/>
+              <w:right w:w="110" w:type="dxa"/>
             </w:tcMar>
           </w:tcPr>
           <w:p>
             <w:pPr>
               <w:keepNext/>
             </w:pPr>
+            <w:bookmarkStart w:id="0" w:name="OLE_LINK2"/>
           </w:p>
         </w:tc>
         <w:tc>
           <w:tcPr>
-            <w:tcW w:type="dxa" w:w="3300"/>
+            <w:tcW w:w="3300" w:type="dxa"/>
             <w:tcBorders>
-              <w:top w:val="single" w:color="C1BFFF" w:sz="4"/>
-              <w:left w:val="single" w:color="C1BFFF" w:sz="4"/>
-              <w:bottom w:val="single" w:color="C1BFFF" w:sz="4"/>
-              <w:right w:val="single" w:color="C1BFFF" w:sz="4"/>
+              <w:top w:val="single" w:sz="4" w:space="0" w:color="C1BFFF"/>
+              <w:left w:val="single" w:sz="4" w:space="0" w:color="C1BFFF"/>
+              <w:bottom w:val="single" w:sz="4" w:space="0" w:color="C1BFFF"/>
+              <w:right w:val="single" w:sz="4" w:space="0" w:color="C1BFFF"/>
             </w:tcBorders>
-            <w:shd w:fill="0D004D" w:color="auto" w:val="clear"/>
+            <w:shd w:val="clear" w:color="auto" w:fill="0D004D"/>
             <w:tcMar>
-              <w:top w:type="dxa" w:w="30"/>
-              <w:left w:type="dxa" w:w="110"/>
-              <w:bottom w:type="dxa" w:w="30"/>
-              <w:right w:type="dxa" w:w="110"/>
+              <w:top w:w="30" w:type="dxa"/>
+              <w:left w:w="110" w:type="dxa"/>
+              <w:bottom w:w="30" w:type="dxa"/>
+              <w:right w:w="110" w:type="dxa"/>
             </w:tcMar>
           </w:tcPr>
           <w:p>
@@ -365,28 +454,26 @@
                 <w:b/>
                 <w:bCs/>
                 <w:color w:val="FFFFFF"/>
-                <w:sz w:val="18"/>
-                <w:szCs w:val="18"/>
               </w:rPr>
-              <w:t xml:space="preserve">AI</w:t>
+              <w:t>AI (Prototype)</w:t>
             </w:r>
           </w:p>
         </w:tc>
         <w:tc>
           <w:tcPr>
-            <w:tcW w:type="dxa" w:w="2700"/>
+            <w:tcW w:w="2700" w:type="dxa"/>
             <w:tcBorders>
-              <w:top w:val="single" w:color="C1BFFF" w:sz="4"/>
-              <w:left w:val="single" w:color="C1BFFF" w:sz="4"/>
-              <w:bottom w:val="single" w:color="C1BFFF" w:sz="4"/>
-              <w:right w:val="single" w:color="C1BFFF" w:sz="4"/>
+              <w:top w:val="single" w:sz="4" w:space="0" w:color="C1BFFF"/>
+              <w:left w:val="single" w:sz="4" w:space="0" w:color="C1BFFF"/>
+              <w:bottom w:val="single" w:sz="4" w:space="0" w:color="C1BFFF"/>
+              <w:right w:val="single" w:sz="4" w:space="0" w:color="C1BFFF"/>
             </w:tcBorders>
-            <w:shd w:fill="0D004D" w:color="auto" w:val="clear"/>
+            <w:shd w:val="clear" w:color="auto" w:fill="0D004D"/>
             <w:tcMar>
-              <w:top w:type="dxa" w:w="30"/>
-              <w:left w:type="dxa" w:w="110"/>
-              <w:bottom w:type="dxa" w:w="30"/>
-              <w:right w:type="dxa" w:w="110"/>
+              <w:top w:w="30" w:type="dxa"/>
+              <w:left w:w="110" w:type="dxa"/>
+              <w:bottom w:w="30" w:type="dxa"/>
+              <w:right w:w="110" w:type="dxa"/>
             </w:tcMar>
           </w:tcPr>
           <w:p>
@@ -398,10 +485,8 @@
                 <w:b/>
                 <w:bCs/>
                 <w:color w:val="FFFFFF"/>
-                <w:sz w:val="18"/>
-                <w:szCs w:val="18"/>
               </w:rPr>
-              <w:t xml:space="preserve">Keyword search</w:t>
+              <w:t>Keyword search</w:t>
             </w:r>
           </w:p>
         </w:tc>
@@ -409,23 +494,22 @@
       <w:tr>
         <w:trPr>
           <w:cantSplit/>
-          <w:tblHeader w:val="false"/>
         </w:trPr>
         <w:tc>
           <w:tcPr>
-            <w:tcW w:type="dxa" w:w="4080"/>
+            <w:tcW w:w="4080" w:type="dxa"/>
             <w:tcBorders>
-              <w:top w:val="single" w:color="C1BFFF" w:sz="4"/>
-              <w:left w:val="single" w:color="C1BFFF" w:sz="4"/>
-              <w:bottom w:val="single" w:color="C1BFFF" w:sz="4"/>
-              <w:right w:val="single" w:color="C1BFFF" w:sz="4"/>
+              <w:top w:val="single" w:sz="4" w:space="0" w:color="C1BFFF"/>
+              <w:left w:val="single" w:sz="4" w:space="0" w:color="C1BFFF"/>
+              <w:bottom w:val="single" w:sz="4" w:space="0" w:color="C1BFFF"/>
+              <w:right w:val="single" w:sz="4" w:space="0" w:color="C1BFFF"/>
             </w:tcBorders>
-            <w:shd w:fill="FFFFFF" w:color="auto" w:val="clear"/>
+            <w:shd w:val="clear" w:color="auto" w:fill="FFFFFF"/>
             <w:tcMar>
-              <w:top w:type="dxa" w:w="30"/>
-              <w:left w:type="dxa" w:w="110"/>
-              <w:bottom w:type="dxa" w:w="30"/>
-              <w:right w:type="dxa" w:w="110"/>
+              <w:top w:w="30" w:type="dxa"/>
+              <w:left w:w="110" w:type="dxa"/>
+              <w:bottom w:w="30" w:type="dxa"/>
+              <w:right w:w="110" w:type="dxa"/>
             </w:tcMar>
           </w:tcPr>
           <w:p>
@@ -435,28 +519,50 @@
             <w:r>
               <w:rPr>
                 <w:color w:val="0D004D"/>
-                <w:sz w:val="18"/>
-                <w:szCs w:val="18"/>
               </w:rPr>
-              <w:t xml:space="preserve">Overclaims (95% CI)</w:t>
+              <w:t xml:space="preserve">Overclaims </w:t>
+            </w:r>
+            <w:r>
+              <w:rPr>
+                <w:color w:val="0D004D"/>
+              </w:rPr>
+              <w:t xml:space="preserve">of all </w:t>
+            </w:r>
+            <w:r>
+              <w:rPr>
+                <w:color w:val="0D004D"/>
+              </w:rPr>
+              <w:t xml:space="preserve">10 keepers </w:t>
+            </w:r>
+            <w:r>
+              <w:rPr>
+                <w:color w:val="0D004D"/>
+              </w:rPr>
+              <w:t xml:space="preserve">used for training and testing </w:t>
+            </w:r>
+            <w:r>
+              <w:rPr>
+                <w:color w:val="0D004D"/>
+              </w:rPr>
+              <w:t>(False Positives)</w:t>
             </w:r>
           </w:p>
         </w:tc>
         <w:tc>
           <w:tcPr>
-            <w:tcW w:type="dxa" w:w="3300"/>
+            <w:tcW w:w="3300" w:type="dxa"/>
             <w:tcBorders>
-              <w:top w:val="single" w:color="C1BFFF" w:sz="4"/>
-              <w:left w:val="single" w:color="C1BFFF" w:sz="4"/>
-              <w:bottom w:val="single" w:color="C1BFFF" w:sz="4"/>
-              <w:right w:val="single" w:color="C1BFFF" w:sz="4"/>
+              <w:top w:val="single" w:sz="4" w:space="0" w:color="C1BFFF"/>
+              <w:left w:val="single" w:sz="4" w:space="0" w:color="C1BFFF"/>
+              <w:bottom w:val="single" w:sz="4" w:space="0" w:color="C1BFFF"/>
+              <w:right w:val="single" w:sz="4" w:space="0" w:color="C1BFFF"/>
             </w:tcBorders>
-            <w:shd w:fill="FFFFFF" w:color="auto" w:val="clear"/>
+            <w:shd w:val="clear" w:color="auto" w:fill="FFFFFF"/>
             <w:tcMar>
-              <w:top w:type="dxa" w:w="30"/>
-              <w:left w:type="dxa" w:w="110"/>
-              <w:bottom w:type="dxa" w:w="30"/>
-              <w:right w:type="dxa" w:w="110"/>
+              <w:top w:w="30" w:type="dxa"/>
+              <w:left w:w="110" w:type="dxa"/>
+              <w:bottom w:w="30" w:type="dxa"/>
+              <w:right w:w="110" w:type="dxa"/>
             </w:tcMar>
           </w:tcPr>
           <w:p>
@@ -466,28 +572,26 @@
             <w:r>
               <w:rPr>
                 <w:color w:val="0D004D"/>
-                <w:sz w:val="18"/>
-                <w:szCs w:val="18"/>
               </w:rPr>
-              <w:t xml:space="preserve">6%, 2 of 32 (2 to 20%)</w:t>
+              <w:t xml:space="preserve">6%, 2 of 32 </w:t>
             </w:r>
           </w:p>
         </w:tc>
         <w:tc>
           <w:tcPr>
-            <w:tcW w:type="dxa" w:w="2700"/>
+            <w:tcW w:w="2700" w:type="dxa"/>
             <w:tcBorders>
-              <w:top w:val="single" w:color="C1BFFF" w:sz="4"/>
-              <w:left w:val="single" w:color="C1BFFF" w:sz="4"/>
-              <w:bottom w:val="single" w:color="C1BFFF" w:sz="4"/>
-              <w:right w:val="single" w:color="C1BFFF" w:sz="4"/>
+              <w:top w:val="single" w:sz="4" w:space="0" w:color="C1BFFF"/>
+              <w:left w:val="single" w:sz="4" w:space="0" w:color="C1BFFF"/>
+              <w:bottom w:val="single" w:sz="4" w:space="0" w:color="C1BFFF"/>
+              <w:right w:val="single" w:sz="4" w:space="0" w:color="C1BFFF"/>
             </w:tcBorders>
-            <w:shd w:fill="FFFFFF" w:color="auto" w:val="clear"/>
+            <w:shd w:val="clear" w:color="auto" w:fill="FFFFFF"/>
             <w:tcMar>
-              <w:top w:type="dxa" w:w="30"/>
-              <w:left w:type="dxa" w:w="110"/>
-              <w:bottom w:type="dxa" w:w="30"/>
-              <w:right w:type="dxa" w:w="110"/>
+              <w:top w:w="30" w:type="dxa"/>
+              <w:left w:w="110" w:type="dxa"/>
+              <w:bottom w:w="30" w:type="dxa"/>
+              <w:right w:w="110" w:type="dxa"/>
             </w:tcMar>
           </w:tcPr>
           <w:p>
@@ -497,10 +601,8 @@
             <w:r>
               <w:rPr>
                 <w:color w:val="0D004D"/>
-                <w:sz w:val="18"/>
-                <w:szCs w:val="18"/>
               </w:rPr>
-              <w:t xml:space="preserve">32%, 12 of 38</w:t>
+              <w:t>32%, 12 of 38</w:t>
             </w:r>
           </w:p>
         </w:tc>
@@ -508,23 +610,22 @@
       <w:tr>
         <w:trPr>
           <w:cantSplit/>
-          <w:tblHeader w:val="false"/>
         </w:trPr>
         <w:tc>
           <w:tcPr>
-            <w:tcW w:type="dxa" w:w="4080"/>
+            <w:tcW w:w="4080" w:type="dxa"/>
             <w:tcBorders>
-              <w:top w:val="single" w:color="C1BFFF" w:sz="4"/>
-              <w:left w:val="single" w:color="C1BFFF" w:sz="4"/>
-              <w:bottom w:val="single" w:color="C1BFFF" w:sz="4"/>
-              <w:right w:val="single" w:color="C1BFFF" w:sz="4"/>
+              <w:top w:val="single" w:sz="4" w:space="0" w:color="C1BFFF"/>
+              <w:left w:val="single" w:sz="4" w:space="0" w:color="C1BFFF"/>
+              <w:bottom w:val="single" w:sz="4" w:space="0" w:color="C1BFFF"/>
+              <w:right w:val="single" w:sz="4" w:space="0" w:color="C1BFFF"/>
             </w:tcBorders>
-            <w:shd w:fill="C1BFFF" w:color="auto" w:val="clear"/>
+            <w:shd w:val="clear" w:color="auto" w:fill="C1BFFF"/>
             <w:tcMar>
-              <w:top w:type="dxa" w:w="30"/>
-              <w:left w:type="dxa" w:w="110"/>
-              <w:bottom w:type="dxa" w:w="30"/>
-              <w:right w:type="dxa" w:w="110"/>
+              <w:top w:w="30" w:type="dxa"/>
+              <w:left w:w="110" w:type="dxa"/>
+              <w:bottom w:w="30" w:type="dxa"/>
+              <w:right w:w="110" w:type="dxa"/>
             </w:tcMar>
           </w:tcPr>
           <w:p>
@@ -534,28 +635,38 @@
             <w:r>
               <w:rPr>
                 <w:color w:val="0D004D"/>
-                <w:sz w:val="18"/>
-                <w:szCs w:val="18"/>
               </w:rPr>
-              <w:t xml:space="preserve">Recall</w:t>
+              <w:t xml:space="preserve">Recall (% </w:t>
+            </w:r>
+            <w:r>
+              <w:rPr>
+                <w:color w:val="0D004D"/>
+              </w:rPr>
+              <w:t xml:space="preserve">of hand grading matched </w:t>
+            </w:r>
+            <w:r>
+              <w:rPr>
+                <w:color w:val="0D004D"/>
+              </w:rPr>
+              <w:t>by tool)</w:t>
             </w:r>
           </w:p>
         </w:tc>
         <w:tc>
           <w:tcPr>
-            <w:tcW w:type="dxa" w:w="3300"/>
+            <w:tcW w:w="3300" w:type="dxa"/>
             <w:tcBorders>
-              <w:top w:val="single" w:color="C1BFFF" w:sz="4"/>
-              <w:left w:val="single" w:color="C1BFFF" w:sz="4"/>
-              <w:bottom w:val="single" w:color="C1BFFF" w:sz="4"/>
-              <w:right w:val="single" w:color="C1BFFF" w:sz="4"/>
+              <w:top w:val="single" w:sz="4" w:space="0" w:color="C1BFFF"/>
+              <w:left w:val="single" w:sz="4" w:space="0" w:color="C1BFFF"/>
+              <w:bottom w:val="single" w:sz="4" w:space="0" w:color="C1BFFF"/>
+              <w:right w:val="single" w:sz="4" w:space="0" w:color="C1BFFF"/>
             </w:tcBorders>
-            <w:shd w:fill="C1BFFF" w:color="auto" w:val="clear"/>
+            <w:shd w:val="clear" w:color="auto" w:fill="C1BFFF"/>
             <w:tcMar>
-              <w:top w:type="dxa" w:w="30"/>
-              <w:left w:type="dxa" w:w="110"/>
-              <w:bottom w:type="dxa" w:w="30"/>
-              <w:right w:type="dxa" w:w="110"/>
+              <w:top w:w="30" w:type="dxa"/>
+              <w:left w:w="110" w:type="dxa"/>
+              <w:bottom w:w="30" w:type="dxa"/>
+              <w:right w:w="110" w:type="dxa"/>
             </w:tcMar>
           </w:tcPr>
           <w:p>
@@ -565,28 +676,26 @@
             <w:r>
               <w:rPr>
                 <w:color w:val="0D004D"/>
-                <w:sz w:val="18"/>
-                <w:szCs w:val="18"/>
               </w:rPr>
-              <w:t xml:space="preserve">79%</w:t>
+              <w:t>79%</w:t>
             </w:r>
           </w:p>
         </w:tc>
         <w:tc>
           <w:tcPr>
-            <w:tcW w:type="dxa" w:w="2700"/>
+            <w:tcW w:w="2700" w:type="dxa"/>
             <w:tcBorders>
-              <w:top w:val="single" w:color="C1BFFF" w:sz="4"/>
-              <w:left w:val="single" w:color="C1BFFF" w:sz="4"/>
-              <w:bottom w:val="single" w:color="C1BFFF" w:sz="4"/>
-              <w:right w:val="single" w:color="C1BFFF" w:sz="4"/>
+              <w:top w:val="single" w:sz="4" w:space="0" w:color="C1BFFF"/>
+              <w:left w:val="single" w:sz="4" w:space="0" w:color="C1BFFF"/>
+              <w:bottom w:val="single" w:sz="4" w:space="0" w:color="C1BFFF"/>
+              <w:right w:val="single" w:sz="4" w:space="0" w:color="C1BFFF"/>
             </w:tcBorders>
-            <w:shd w:fill="C1BFFF" w:color="auto" w:val="clear"/>
+            <w:shd w:val="clear" w:color="auto" w:fill="C1BFFF"/>
             <w:tcMar>
-              <w:top w:type="dxa" w:w="30"/>
-              <w:left w:type="dxa" w:w="110"/>
-              <w:bottom w:type="dxa" w:w="30"/>
-              <w:right w:type="dxa" w:w="110"/>
+              <w:top w:w="30" w:type="dxa"/>
+              <w:left w:w="110" w:type="dxa"/>
+              <w:bottom w:w="30" w:type="dxa"/>
+              <w:right w:w="110" w:type="dxa"/>
             </w:tcMar>
           </w:tcPr>
           <w:p>
@@ -596,10 +705,8 @@
             <w:r>
               <w:rPr>
                 <w:color w:val="0D004D"/>
-                <w:sz w:val="18"/>
-                <w:szCs w:val="18"/>
               </w:rPr>
-              <w:t xml:space="preserve">68%</w:t>
+              <w:t>68%</w:t>
             </w:r>
           </w:p>
         </w:tc>
@@ -607,114 +714,121 @@
       <w:tr>
         <w:trPr>
           <w:cantSplit/>
-          <w:tblHeader w:val="false"/>
         </w:trPr>
         <w:tc>
           <w:tcPr>
-            <w:tcW w:type="dxa" w:w="4080"/>
+            <w:tcW w:w="4080" w:type="dxa"/>
             <w:tcBorders>
-              <w:top w:val="single" w:color="C1BFFF" w:sz="4"/>
-              <w:left w:val="single" w:color="C1BFFF" w:sz="4"/>
-              <w:bottom w:val="single" w:color="C1BFFF" w:sz="4"/>
-              <w:right w:val="single" w:color="C1BFFF" w:sz="4"/>
+              <w:top w:val="single" w:sz="4" w:space="0" w:color="C1BFFF"/>
+              <w:left w:val="single" w:sz="4" w:space="0" w:color="C1BFFF"/>
+              <w:bottom w:val="single" w:sz="4" w:space="0" w:color="C1BFFF"/>
+              <w:right w:val="single" w:sz="4" w:space="0" w:color="C1BFFF"/>
             </w:tcBorders>
-            <w:shd w:fill="FFFFFF" w:color="auto" w:val="clear"/>
+            <w:shd w:val="clear" w:color="auto" w:fill="FFFFFF"/>
             <w:tcMar>
-              <w:top w:type="dxa" w:w="30"/>
-              <w:left w:type="dxa" w:w="110"/>
-              <w:bottom w:type="dxa" w:w="30"/>
-              <w:right w:type="dxa" w:w="110"/>
+              <w:top w:w="30" w:type="dxa"/>
+              <w:left w:w="110" w:type="dxa"/>
+              <w:bottom w:w="30" w:type="dxa"/>
+              <w:right w:w="110" w:type="dxa"/>
             </w:tcMar>
           </w:tcPr>
           <w:p>
             <w:pPr>
-              <w:keepNext w:val="false"/>
+              <w:keepNext/>
             </w:pPr>
             <w:r>
               <w:rPr>
                 <w:color w:val="0D004D"/>
-                <w:sz w:val="18"/>
-                <w:szCs w:val="18"/>
               </w:rPr>
-              <w:t xml:space="preserve">Held-out keepers: overclaims</w:t>
+              <w:t>Overclaims of 3 test Keepers</w:t>
+            </w:r>
+            <w:r>
+              <w:rPr>
+                <w:color w:val="0D004D"/>
+              </w:rPr>
+              <w:t xml:space="preserve"> </w:t>
+            </w:r>
+            <w:r>
+              <w:rPr>
+                <w:color w:val="0D004D"/>
+              </w:rPr>
+              <w:t xml:space="preserve">used only for testing </w:t>
+            </w:r>
+            <w:r>
+              <w:rPr>
+                <w:color w:val="0D004D"/>
+              </w:rPr>
+              <w:t>(False Positives)</w:t>
             </w:r>
           </w:p>
         </w:tc>
         <w:tc>
           <w:tcPr>
-            <w:tcW w:type="dxa" w:w="3300"/>
+            <w:tcW w:w="3300" w:type="dxa"/>
             <w:tcBorders>
-              <w:top w:val="single" w:color="C1BFFF" w:sz="4"/>
-              <w:left w:val="single" w:color="C1BFFF" w:sz="4"/>
-              <w:bottom w:val="single" w:color="C1BFFF" w:sz="4"/>
-              <w:right w:val="single" w:color="C1BFFF" w:sz="4"/>
+              <w:top w:val="single" w:sz="4" w:space="0" w:color="C1BFFF"/>
+              <w:left w:val="single" w:sz="4" w:space="0" w:color="C1BFFF"/>
+              <w:bottom w:val="single" w:sz="4" w:space="0" w:color="C1BFFF"/>
+              <w:right w:val="single" w:sz="4" w:space="0" w:color="C1BFFF"/>
             </w:tcBorders>
-            <w:shd w:fill="FFFFFF" w:color="auto" w:val="clear"/>
+            <w:shd w:val="clear" w:color="auto" w:fill="FFFFFF"/>
             <w:tcMar>
-              <w:top w:type="dxa" w:w="30"/>
-              <w:left w:type="dxa" w:w="110"/>
-              <w:bottom w:type="dxa" w:w="30"/>
-              <w:right w:type="dxa" w:w="110"/>
+              <w:top w:w="30" w:type="dxa"/>
+              <w:left w:w="110" w:type="dxa"/>
+              <w:bottom w:w="30" w:type="dxa"/>
+              <w:right w:w="110" w:type="dxa"/>
             </w:tcMar>
           </w:tcPr>
           <w:p>
             <w:pPr>
-              <w:keepNext w:val="false"/>
+              <w:keepNext/>
             </w:pPr>
             <w:r>
               <w:rPr>
                 <w:color w:val="0D004D"/>
-                <w:sz w:val="18"/>
-                <w:szCs w:val="18"/>
               </w:rPr>
-              <w:t xml:space="preserve">10%</w:t>
+              <w:t>10%, 1 of 10</w:t>
             </w:r>
           </w:p>
         </w:tc>
         <w:tc>
           <w:tcPr>
-            <w:tcW w:type="dxa" w:w="2700"/>
+            <w:tcW w:w="2700" w:type="dxa"/>
             <w:tcBorders>
-              <w:top w:val="single" w:color="C1BFFF" w:sz="4"/>
-              <w:left w:val="single" w:color="C1BFFF" w:sz="4"/>
-              <w:bottom w:val="single" w:color="C1BFFF" w:sz="4"/>
-              <w:right w:val="single" w:color="C1BFFF" w:sz="4"/>
+              <w:top w:val="single" w:sz="4" w:space="0" w:color="C1BFFF"/>
+              <w:left w:val="single" w:sz="4" w:space="0" w:color="C1BFFF"/>
+              <w:bottom w:val="single" w:sz="4" w:space="0" w:color="C1BFFF"/>
+              <w:right w:val="single" w:sz="4" w:space="0" w:color="C1BFFF"/>
             </w:tcBorders>
-            <w:shd w:fill="FFFFFF" w:color="auto" w:val="clear"/>
+            <w:shd w:val="clear" w:color="auto" w:fill="FFFFFF"/>
             <w:tcMar>
-              <w:top w:type="dxa" w:w="30"/>
-              <w:left w:type="dxa" w:w="110"/>
-              <w:bottom w:type="dxa" w:w="30"/>
-              <w:right w:type="dxa" w:w="110"/>
+              <w:top w:w="30" w:type="dxa"/>
+              <w:left w:w="110" w:type="dxa"/>
+              <w:bottom w:w="30" w:type="dxa"/>
+              <w:right w:w="110" w:type="dxa"/>
             </w:tcMar>
           </w:tcPr>
           <w:p>
             <w:pPr>
-              <w:keepNext w:val="false"/>
+              <w:keepNext/>
             </w:pPr>
             <w:r>
               <w:rPr>
                 <w:color w:val="0D004D"/>
-                <w:sz w:val="18"/>
-                <w:szCs w:val="18"/>
               </w:rPr>
-              <w:t xml:space="preserve">50%</w:t>
+              <w:t>50%, 6 of 12</w:t>
             </w:r>
           </w:p>
         </w:tc>
       </w:tr>
     </w:tbl>
-    <w:p>
-      <w:pPr>
-        <w:spacing w:after="20"/>
-      </w:pPr>
-    </w:p>
-    <w:p>
-      <w:pPr>
-        <w:spacing w:after="50"/>
-      </w:pPr>
-      <w:r>
-        <w:t xml:space="preserve">The AI beat keyword search on the held-out keepers, but 6% sits near the persevere edge. Logs show maintenance, fault-finding and permit work well, and HV switching poorly (voltage is rarely stated; 2 of 6 found), the right failure for an insurer gate. The clean logs are templated; raw text is the real test.</w:t>
+    <w:bookmarkEnd w:id="0"/>
+    <w:p>
+      <w:pPr>
+        <w:spacing w:before="100" w:after="50"/>
+      </w:pPr>
+      <w:r>
+        <w:t>The AI beat keyword search on the held-out keepers, but 6% sits near the persevere edge. Logs show maintenance, fault-finding and permits well and HV switching poorly (voltage is rarely stated), the right failure for an insurer gate. On templated clean logs; raw text is the real test.</w:t>
       </w:r>
     </w:p>
     <w:p>
@@ -722,7 +836,7 @@
         <w:pStyle w:val="Heading2"/>
       </w:pPr>
       <w:r>
-        <w:t xml:space="preserve">QA: where the AI and the build were wrong</w:t>
+        <w:t xml:space="preserve">QA: </w:t>
       </w:r>
     </w:p>
     <w:p>
@@ -735,14 +849,14 @@
         <w:spacing w:after="50"/>
       </w:pPr>
       <w:r>
-        <w:t xml:space="preserve">Reviewer: the one outside reader took </w:t>
+        <w:t xml:space="preserve">Reviewer 1: Took </w:t>
       </w:r>
       <w:r>
         <w:rPr>
           <w:i/>
           <w:iCs/>
         </w:rPr>
-        <w:t xml:space="preserve">Evidenced</w:t>
+        <w:t>Evidenced</w:t>
       </w:r>
       <w:r>
         <w:t xml:space="preserve"> to mean </w:t>
@@ -752,7 +866,7 @@
           <w:i/>
           <w:iCs/>
         </w:rPr>
-        <w:t xml:space="preserve">qualified</w:t>
+        <w:t>qualified</w:t>
       </w:r>
       <w:r>
         <w:t xml:space="preserve">, the exact failure the framing named. It is now </w:t>
@@ -762,10 +876,10 @@
           <w:i/>
           <w:iCs/>
         </w:rPr>
-        <w:t xml:space="preserve">Logged experience, needs validation or cert</w:t>
-      </w:r>
-      <w:r>
-        <w:t xml:space="preserve">, with a follow-up on each, pending its own test.</w:t>
+        <w:t>Logged experience, needs validation or cert</w:t>
+      </w:r>
+      <w:r>
+        <w:t>, with a follow-up on each, pending its own test.</w:t>
       </w:r>
     </w:p>
     <w:p>
@@ -778,7 +892,17 @@
         <w:spacing w:after="50"/>
       </w:pPr>
       <w:r>
-        <w:t xml:space="preserve">AI: it invented a figure, proposed a baseless kill threshold, shipped a scoring bug that would have flipped the call, and wrote "your logs suggest you may once have held an HV authorization" into the interface. I checked every number, set the rules before results, and graded by hand (ai-was-wrong.md).</w:t>
+        <w:t xml:space="preserve">Reviewer 2: Understood how documented experience lined up with each role, but was surprised that </w:t>
+      </w:r>
+      <w:r>
+        <w:rPr>
+          <w:i/>
+          <w:iCs/>
+        </w:rPr>
+        <w:t>Closest to ready</w:t>
+      </w:r>
+      <w:r>
+        <w:t xml:space="preserve"> needed a click to show the ranked list, that “honest” implied a dishonest route, and that “Insufficient logged experience” read as no experience. The last two are fixed; the ranked list is next.</w:t>
       </w:r>
     </w:p>
     <w:p>
@@ -791,60 +915,94 @@
         <w:spacing w:after="50"/>
       </w:pPr>
       <w:r>
-        <w:t xml:space="preserve">Full build: 228 screens render cleanly, with no record leaking between keepers. Fixed a route line claiming the Array trains everything, verdicts resting on one repeated line (now two dates and two sentences: 7 lines demoted, re-scored at 6.5% overclaims and 76% recall), and 3 certificates marked current with no renewal on file.</w:t>
-      </w:r>
-    </w:p>
-    <w:p>
-      <w:pPr>
-        <w:pStyle w:val="Heading2"/>
-      </w:pPr>
-      <w:r>
-        <w:t xml:space="preserve">If this graduated</w:t>
-      </w:r>
-    </w:p>
-    <w:p>
-      <w:pPr>
+        <w:t>AI and QA: I set the test rules before any results and graded by hand (ai-was-wrong.md). Claude invented a figure, proposed a baseless kill threshold, applied mixed labeling formats, shipped a scoring bug that would have flipped the call, and inferred authorization from logs. Final QA of 228 screens fixed an overclaiming route line, verdicts resting on one repeated log line (now two dates and two sentences: 7 lines demoted, re-scored at 6.5% overclaims and 76% recall), and 3 certificates with no renewal on file.</w:t>
+      </w:r>
+    </w:p>
+    <w:p>
+      <w:pPr>
+        <w:pStyle w:val="ListParagraph"/>
+        <w:numPr>
+          <w:ilvl w:val="0"/>
+          <w:numId w:val="3"/>
+        </w:numPr>
         <w:spacing w:after="50"/>
       </w:pPr>
       <w:r>
-        <w:t xml:space="preserve">Throw away the one-pass labels, the single-file build and the mock sign-in; keep the tiers and gate rule, line-level citations, the clarify loop and the pre-registered harness. </w:t>
-      </w:r>
-      <w:r>
-        <w:rPr>
-          <w:i/>
-          <w:iCs/>
-        </w:rPr>
-        <w:t xml:space="preserve">Accessible by design: plain language, symbols with color, works offline. Time spent: [to add].</w:t>
+        <w:t>Accessibility: plain language, symbols with color, WCAG AA contrast. Time: about 3 hours, 1 each on discovery, build, and testing and write-up.</w:t>
+      </w:r>
+    </w:p>
+    <w:p>
+      <w:pPr>
+        <w:spacing w:after="50"/>
+      </w:pPr>
+      <w:r>
+        <w:rPr>
+          <w:b/>
+          <w:bCs/>
+        </w:rPr>
+        <w:t>If this graduated:</w:t>
+      </w:r>
+      <w:r>
+        <w:t xml:space="preserve"> throw away the testing shortcuts (one-time AI labels, one file holding every record, a sign-in </w:t>
+      </w:r>
+      <w:r>
+        <w:t xml:space="preserve">for UX </w:t>
+      </w:r>
+      <w:r>
+        <w:t>with no security). Ke</w:t>
+      </w:r>
+      <w:r>
+        <w:t xml:space="preserve">ep: the logic (translating between natural language and prescribed qualifications), </w:t>
+      </w:r>
+      <w:r>
+        <w:t xml:space="preserve">the </w:t>
+      </w:r>
+      <w:r>
+        <w:t xml:space="preserve">qualification </w:t>
+      </w:r>
+      <w:r>
+        <w:t>label</w:t>
+      </w:r>
+      <w:r>
+        <w:t>s</w:t>
+      </w:r>
+      <w:r>
+        <w:t>, the rule that log</w:t>
+      </w:r>
+      <w:r>
+        <w:t>ged evidence</w:t>
+      </w:r>
+      <w:r>
+        <w:t xml:space="preserve"> never clear</w:t>
+      </w:r>
+      <w:r>
+        <w:t>s</w:t>
+      </w:r>
+      <w:r>
+        <w:t xml:space="preserve"> a licensed requirement, and the test setup</w:t>
+      </w:r>
+      <w:r>
+        <w:t xml:space="preserve">. Roadmap would consider addition of estimated certification cost and time for candidates to meet requirements. </w:t>
       </w:r>
     </w:p>
     <w:sectPr>
-      <w:footerReference w:type="default" r:id="rId7"/>
-      <w:pgSz w:w="12240" w:h="15840" w:orient="portrait"/>
-      <w:pgMar w:top="620" w:right="1080" w:bottom="620" w:left="1080" w:header="708" w:footer="708" w:gutter="0"/>
-      <w:pgNumType/>
+      <w:footerReference w:type="default" r:id="rId8"/>
+      <w:pgSz w:w="12240" w:h="15840"/>
+      <w:pgMar w:top="520" w:right="900" w:bottom="520" w:left="900" w:header="280" w:footer="280" w:gutter="0"/>
+      <w:cols w:space="720"/>
       <w:docGrid w:linePitch="360"/>
     </w:sectPr>
   </w:body>
 </w:document>
 </file>
 
-<file path=word/comments.xml><?xml version="1.0" encoding="utf-8"?>
-<w:comments xmlns:cx="http://schemas.microsoft.com/office/drawing/2014/chartex" xmlns:cx1="http://schemas.microsoft.com/office/drawing/2015/9/8/chartex" xmlns:cx2="http://schemas.microsoft.com/office/drawing/2015/10/21/chartex" xmlns:cx3="http://schemas.microsoft.com/office/drawing/2016/5/9/chartex" xmlns:cx4="http://schemas.microsoft.com/office/drawing/2016/5/10/chartex" xmlns:cx5="http://schemas.microsoft.com/office/drawing/2016/5/11/chartex" xmlns:cx6="http://schemas.microsoft.com/office/drawing/2016/5/12/chartex" xmlns:cx7="http://schemas.microsoft.com/office/drawing/2016/5/13/chartex" xmlns:cx8="http://schemas.microsoft.com/office/drawing/2016/5/14/chartex" xmlns:mc="http://schemas.openxmlformats.org/markup-compatibility/2006" xmlns:aink="http://schemas.microsoft.com/office/drawing/2016/ink" xmlns:am3d="http://schemas.microsoft.com/office/drawing/2017/model3d" xmlns:o="urn:schemas-microsoft-com:office:office" xmlns:r="http://schemas.openxmlformats.org/officeDocument/2006/relationships" xmlns:m="http://schemas.openxmlformats.org/officeDocument/2006/math" xmlns:v="urn:schemas-microsoft-com:vml" xmlns:wp14="http://schemas.microsoft.com/office/word/2010/wordprocessingDrawing" xmlns:wp="http://schemas.openxmlformats.org/drawingml/2006/wordprocessingDrawing" xmlns:w10="urn:schemas-microsoft-com:office:word" xmlns:w="http://schemas.openxmlformats.org/wordprocessingml/2006/main" xmlns:w14="http://schemas.microsoft.com/office/word/2010/wordml" xmlns:w15="http://schemas.microsoft.com/office/word/2012/wordml" xmlns:w16cex="http://schemas.microsoft.com/office/word/2018/wordml/cex" xmlns:w16cid="http://schemas.microsoft.com/office/word/2016/wordml/cid" xmlns:w16="http://schemas.microsoft.com/office/word/2018/wordml" xmlns:w16sdtdh="http://schemas.microsoft.com/office/word/2020/wordml/sdtdatahash" xmlns:w16se="http://schemas.microsoft.com/office/word/2015/wordml/symex" xmlns:wpg="http://schemas.microsoft.com/office/word/2010/wordprocessingGroup" xmlns:wpi="http://schemas.microsoft.com/office/word/2010/wordprocessingInk" xmlns:wne="http://schemas.microsoft.com/office/word/2006/wordml" xmlns:wps="http://schemas.microsoft.com/office/word/2010/wordprocessingShape"/>
-</file>
-
 <file path=word/endnotes.xml><?xml version="1.0" encoding="utf-8"?>
-<w:endnotes xmlns:wpc="http://schemas.microsoft.com/office/word/2010/wordprocessingCanvas" xmlns:mc="http://schemas.openxmlformats.org/markup-compatibility/2006" xmlns:o="urn:schemas-microsoft-com:office:office" xmlns:r="http://schemas.openxmlformats.org/officeDocument/2006/relationships" xmlns:m="http://schemas.openxmlformats.org/officeDocument/2006/math" xmlns:v="urn:schemas-microsoft-com:vml" xmlns:wp14="http://schemas.microsoft.com/office/word/2010/wordprocessingDrawing" xmlns:wp="http://schemas.openxmlformats.org/drawingml/2006/wordprocessingDrawing" xmlns:w10="urn:schemas-microsoft-com:office:word" xmlns:w="http://schemas.openxmlformats.org/wordprocessingml/2006/main" xmlns:w14="http://schemas.microsoft.com/office/word/2010/wordml" xmlns:w15="http://schemas.microsoft.com/office/word/2012/wordml" xmlns:wpg="http://schemas.microsoft.com/office/word/2010/wordprocessingGroup" xmlns:wpi="http://schemas.microsoft.com/office/word/2010/wordprocessingInk" xmlns:wne="http://schemas.microsoft.com/office/word/2006/wordml" xmlns:wps="http://schemas.microsoft.com/office/word/2010/wordprocessingShape" mc:Ignorable="w14 w15 wp14">
+<w:endnotes xmlns:wpc="http://schemas.microsoft.com/office/word/2010/wordprocessingCanvas" xmlns:cx="http://schemas.microsoft.com/office/drawing/2014/chartex" xmlns:cx1="http://schemas.microsoft.com/office/drawing/2015/9/8/chartex" xmlns:cx2="http://schemas.microsoft.com/office/drawing/2015/10/21/chartex" xmlns:cx3="http://schemas.microsoft.com/office/drawing/2016/5/9/chartex" xmlns:cx4="http://schemas.microsoft.com/office/drawing/2016/5/10/chartex" xmlns:cx5="http://schemas.microsoft.com/office/drawing/2016/5/11/chartex" xmlns:cx6="http://schemas.microsoft.com/office/drawing/2016/5/12/chartex" xmlns:cx7="http://schemas.microsoft.com/office/drawing/2016/5/13/chartex" xmlns:cx8="http://schemas.microsoft.com/office/drawing/2016/5/14/chartex" xmlns:mc="http://schemas.openxmlformats.org/markup-compatibility/2006" xmlns:m="http://schemas.openxmlformats.org/officeDocument/2006/math" xmlns:aink="http://schemas.microsoft.com/office/drawing/2016/ink" xmlns:am3d="http://schemas.microsoft.com/office/drawing/2017/model3d" xmlns:oel="http://schemas.microsoft.com/office/2019/extlst" xmlns:r="http://schemas.openxmlformats.org/officeDocument/2006/relationships" xmlns:wp14="http://schemas.microsoft.com/office/word/2010/wordprocessingDrawing" xmlns:wp="http://schemas.openxmlformats.org/drawingml/2006/wordprocessingDrawing" xmlns:wpg="http://schemas.microsoft.com/office/word/2010/wordprocessingGroup" xmlns:wpi="http://schemas.microsoft.com/office/word/2010/wordprocessingInk" xmlns:wps="http://schemas.microsoft.com/office/word/2010/wordprocessingShape" xmlns:o="urn:schemas-microsoft-com:office:office" xmlns:v="urn:schemas-microsoft-com:vml" xmlns:w10="urn:schemas-microsoft-com:office:word" xmlns:w="http://schemas.openxmlformats.org/wordprocessingml/2006/main" xmlns:w14="http://schemas.microsoft.com/office/word/2010/wordml" xmlns:w15="http://schemas.microsoft.com/office/word/2012/wordml" xmlns:w16cex="http://schemas.microsoft.com/office/word/2018/wordml/cex" xmlns:w16cid="http://schemas.microsoft.com/office/word/2016/wordml/cid" xmlns:w16="http://schemas.microsoft.com/office/word/2018/wordml" xmlns:w16sdtdh="http://schemas.microsoft.com/office/word/2020/wordml/sdtdatahash" xmlns:w16sdtfl="http://schemas.microsoft.com/office/word/2024/wordml/sdtformatlock" xmlns:w16se="http://schemas.microsoft.com/office/word/2015/wordml/symex" xmlns:w16du="http://schemas.microsoft.com/office/word/2023/wordml/word16du" xmlns:wne="http://schemas.microsoft.com/office/word/2006/wordml" mc:Ignorable="w14 w15 w16se w16cid w16 w16cex w16sdtdh w16sdtfl w16du wp14">
   <w:endnote w:type="separator" w:id="-1">
     <w:p>
       <w:pPr>
-        <w:spacing w:after="0" w:line="240" w:lineRule="auto"/>
-      </w:pPr>
-      <w:r>
-        <w:rPr>
-          <w:rStyle w:val="EndnoteReference"/>
-        </w:rPr>
-        <w:endnoteRef/>
-      </w:r>
+        <w:spacing w:line="240" w:lineRule="auto"/>
+      </w:pPr>
       <w:r>
         <w:separator/>
       </w:r>
@@ -853,14 +1011,8 @@
   <w:endnote w:type="continuationSeparator" w:id="0">
     <w:p>
       <w:pPr>
-        <w:spacing w:after="0" w:line="240" w:lineRule="auto"/>
-      </w:pPr>
-      <w:r>
-        <w:rPr>
-          <w:rStyle w:val="EndnoteReference"/>
-        </w:rPr>
-        <w:endnoteRef/>
-      </w:r>
+        <w:spacing w:line="240" w:lineRule="auto"/>
+      </w:pPr>
       <w:r>
         <w:continuationSeparator/>
       </w:r>
@@ -870,7 +1022,7 @@
 </file>
 
 <file path=word/footer1.xml><?xml version="1.0" encoding="utf-8"?>
-<w:ftr xmlns:wpc="http://schemas.microsoft.com/office/word/2010/wordprocessingCanvas" xmlns:mc="http://schemas.openxmlformats.org/markup-compatibility/2006" xmlns:o="urn:schemas-microsoft-com:office:office" xmlns:r="http://schemas.openxmlformats.org/officeDocument/2006/relationships" xmlns:m="http://schemas.openxmlformats.org/officeDocument/2006/math" xmlns:v="urn:schemas-microsoft-com:vml" xmlns:wp14="http://schemas.microsoft.com/office/word/2010/wordprocessingDrawing" xmlns:wp="http://schemas.openxmlformats.org/drawingml/2006/wordprocessingDrawing" xmlns:w10="urn:schemas-microsoft-com:office:word" xmlns:w="http://schemas.openxmlformats.org/wordprocessingml/2006/main" xmlns:w14="http://schemas.microsoft.com/office/word/2010/wordml" xmlns:w15="http://schemas.microsoft.com/office/word/2012/wordml" xmlns:wpg="http://schemas.microsoft.com/office/word/2010/wordprocessingGroup" xmlns:wpi="http://schemas.microsoft.com/office/word/2010/wordprocessingInk" xmlns:wne="http://schemas.microsoft.com/office/word/2006/wordml" xmlns:wps="http://schemas.microsoft.com/office/word/2010/wordprocessingShape">
+<w:ftr xmlns:wpc="http://schemas.microsoft.com/office/word/2010/wordprocessingCanvas" xmlns:cx="http://schemas.microsoft.com/office/drawing/2014/chartex" xmlns:cx1="http://schemas.microsoft.com/office/drawing/2015/9/8/chartex" xmlns:cx2="http://schemas.microsoft.com/office/drawing/2015/10/21/chartex" xmlns:cx3="http://schemas.microsoft.com/office/drawing/2016/5/9/chartex" xmlns:cx4="http://schemas.microsoft.com/office/drawing/2016/5/10/chartex" xmlns:cx5="http://schemas.microsoft.com/office/drawing/2016/5/11/chartex" xmlns:cx6="http://schemas.microsoft.com/office/drawing/2016/5/12/chartex" xmlns:cx7="http://schemas.microsoft.com/office/drawing/2016/5/13/chartex" xmlns:cx8="http://schemas.microsoft.com/office/drawing/2016/5/14/chartex" xmlns:mc="http://schemas.openxmlformats.org/markup-compatibility/2006" xmlns:m="http://schemas.openxmlformats.org/officeDocument/2006/math" xmlns:aink="http://schemas.microsoft.com/office/drawing/2016/ink" xmlns:am3d="http://schemas.microsoft.com/office/drawing/2017/model3d" xmlns:oel="http://schemas.microsoft.com/office/2019/extlst" xmlns:r="http://schemas.openxmlformats.org/officeDocument/2006/relationships" xmlns:wp14="http://schemas.microsoft.com/office/word/2010/wordprocessingDrawing" xmlns:wp="http://schemas.openxmlformats.org/drawingml/2006/wordprocessingDrawing" xmlns:wpg="http://schemas.microsoft.com/office/word/2010/wordprocessingGroup" xmlns:wpi="http://schemas.microsoft.com/office/word/2010/wordprocessingInk" xmlns:wps="http://schemas.microsoft.com/office/word/2010/wordprocessingShape" xmlns:o="urn:schemas-microsoft-com:office:office" xmlns:v="urn:schemas-microsoft-com:vml" xmlns:w10="urn:schemas-microsoft-com:office:word" xmlns:w="http://schemas.openxmlformats.org/wordprocessingml/2006/main" xmlns:w14="http://schemas.microsoft.com/office/word/2010/wordml" xmlns:w15="http://schemas.microsoft.com/office/word/2012/wordml" xmlns:w16cex="http://schemas.microsoft.com/office/word/2018/wordml/cex" xmlns:w16cid="http://schemas.microsoft.com/office/word/2016/wordml/cid" xmlns:w16="http://schemas.microsoft.com/office/word/2018/wordml" xmlns:w16sdtdh="http://schemas.microsoft.com/office/word/2020/wordml/sdtdatahash" xmlns:w16sdtfl="http://schemas.microsoft.com/office/word/2024/wordml/sdtformatlock" xmlns:w16se="http://schemas.microsoft.com/office/word/2015/wordml/symex" xmlns:w16du="http://schemas.microsoft.com/office/word/2023/wordml/word16du" xmlns:wne="http://schemas.microsoft.com/office/word/2006/wordml" mc:Ignorable="w14 w15 w16se w16cid w16 w16cex w16sdtdh w16sdtfl w16du wp14">
   <w:p>
     <w:pPr>
       <w:jc w:val="right"/>
@@ -881,7 +1033,25 @@
         <w:sz w:val="15"/>
         <w:szCs w:val="15"/>
       </w:rPr>
-      <w:t xml:space="preserve">Carrowmore: framing and call  |  Page </w:t>
+      <w:t xml:space="preserve">Carrowmore: framing and </w:t>
+    </w:r>
+    <w:proofErr w:type="gramStart"/>
+    <w:r>
+      <w:rPr>
+        <w:color w:val="512EAB"/>
+        <w:sz w:val="15"/>
+        <w:szCs w:val="15"/>
+      </w:rPr>
+      <w:t>call  |</w:t>
+    </w:r>
+    <w:proofErr w:type="gramEnd"/>
+    <w:r>
+      <w:rPr>
+        <w:color w:val="512EAB"/>
+        <w:sz w:val="15"/>
+        <w:szCs w:val="15"/>
+      </w:rPr>
+      <w:t xml:space="preserve">  Page </w:t>
     </w:r>
     <w:r>
       <w:rPr>
@@ -890,8 +1060,38 @@
         <w:szCs w:val="15"/>
       </w:rPr>
       <w:fldChar w:fldCharType="begin"/>
-      <w:instrText xml:space="preserve">PAGE</w:instrText>
+    </w:r>
+    <w:r>
+      <w:rPr>
+        <w:color w:val="512EAB"/>
+        <w:sz w:val="15"/>
+        <w:szCs w:val="15"/>
+      </w:rPr>
+      <w:instrText>PAGE</w:instrText>
+    </w:r>
+    <w:r>
+      <w:rPr>
+        <w:color w:val="512EAB"/>
+        <w:sz w:val="15"/>
+        <w:szCs w:val="15"/>
+      </w:rPr>
       <w:fldChar w:fldCharType="separate"/>
+    </w:r>
+    <w:r>
+      <w:rPr>
+        <w:noProof/>
+        <w:color w:val="512EAB"/>
+        <w:sz w:val="15"/>
+        <w:szCs w:val="15"/>
+      </w:rPr>
+      <w:t>1</w:t>
+    </w:r>
+    <w:r>
+      <w:rPr>
+        <w:color w:val="512EAB"/>
+        <w:sz w:val="15"/>
+        <w:szCs w:val="15"/>
+      </w:rPr>
       <w:fldChar w:fldCharType="end"/>
     </w:r>
   </w:p>
@@ -899,18 +1099,12 @@
 </file>
 
 <file path=word/footnotes.xml><?xml version="1.0" encoding="utf-8"?>
-<w:footnotes xmlns:wpc="http://schemas.microsoft.com/office/word/2010/wordprocessingCanvas" xmlns:mc="http://schemas.openxmlformats.org/markup-compatibility/2006" xmlns:o="urn:schemas-microsoft-com:office:office" xmlns:r="http://schemas.openxmlformats.org/officeDocument/2006/relationships" xmlns:m="http://schemas.openxmlformats.org/officeDocument/2006/math" xmlns:v="urn:schemas-microsoft-com:vml" xmlns:wp14="http://schemas.microsoft.com/office/word/2010/wordprocessingDrawing" xmlns:wp="http://schemas.openxmlformats.org/drawingml/2006/wordprocessingDrawing" xmlns:w10="urn:schemas-microsoft-com:office:word" xmlns:w="http://schemas.openxmlformats.org/wordprocessingml/2006/main" xmlns:w14="http://schemas.microsoft.com/office/word/2010/wordml" xmlns:w15="http://schemas.microsoft.com/office/word/2012/wordml" xmlns:wpg="http://schemas.microsoft.com/office/word/2010/wordprocessingGroup" xmlns:wpi="http://schemas.microsoft.com/office/word/2010/wordprocessingInk" xmlns:wne="http://schemas.microsoft.com/office/word/2006/wordml" xmlns:wps="http://schemas.microsoft.com/office/word/2010/wordprocessingShape" mc:Ignorable="w14 w15 wp14">
+<w:footnotes xmlns:wpc="http://schemas.microsoft.com/office/word/2010/wordprocessingCanvas" xmlns:cx="http://schemas.microsoft.com/office/drawing/2014/chartex" xmlns:cx1="http://schemas.microsoft.com/office/drawing/2015/9/8/chartex" xmlns:cx2="http://schemas.microsoft.com/office/drawing/2015/10/21/chartex" xmlns:cx3="http://schemas.microsoft.com/office/drawing/2016/5/9/chartex" xmlns:cx4="http://schemas.microsoft.com/office/drawing/2016/5/10/chartex" xmlns:cx5="http://schemas.microsoft.com/office/drawing/2016/5/11/chartex" xmlns:cx6="http://schemas.microsoft.com/office/drawing/2016/5/12/chartex" xmlns:cx7="http://schemas.microsoft.com/office/drawing/2016/5/13/chartex" xmlns:cx8="http://schemas.microsoft.com/office/drawing/2016/5/14/chartex" xmlns:mc="http://schemas.openxmlformats.org/markup-compatibility/2006" xmlns:m="http://schemas.openxmlformats.org/officeDocument/2006/math" xmlns:aink="http://schemas.microsoft.com/office/drawing/2016/ink" xmlns:am3d="http://schemas.microsoft.com/office/drawing/2017/model3d" xmlns:oel="http://schemas.microsoft.com/office/2019/extlst" xmlns:r="http://schemas.openxmlformats.org/officeDocument/2006/relationships" xmlns:wp14="http://schemas.microsoft.com/office/word/2010/wordprocessingDrawing" xmlns:wp="http://schemas.openxmlformats.org/drawingml/2006/wordprocessingDrawing" xmlns:wpg="http://schemas.microsoft.com/office/word/2010/wordprocessingGroup" xmlns:wpi="http://schemas.microsoft.com/office/word/2010/wordprocessingInk" xmlns:wps="http://schemas.microsoft.com/office/word/2010/wordprocessingShape" xmlns:o="urn:schemas-microsoft-com:office:office" xmlns:v="urn:schemas-microsoft-com:vml" xmlns:w10="urn:schemas-microsoft-com:office:word" xmlns:w="http://schemas.openxmlformats.org/wordprocessingml/2006/main" xmlns:w14="http://schemas.microsoft.com/office/word/2010/wordml" xmlns:w15="http://schemas.microsoft.com/office/word/2012/wordml" xmlns:w16cex="http://schemas.microsoft.com/office/word/2018/wordml/cex" xmlns:w16cid="http://schemas.microsoft.com/office/word/2016/wordml/cid" xmlns:w16="http://schemas.microsoft.com/office/word/2018/wordml" xmlns:w16sdtdh="http://schemas.microsoft.com/office/word/2020/wordml/sdtdatahash" xmlns:w16sdtfl="http://schemas.microsoft.com/office/word/2024/wordml/sdtformatlock" xmlns:w16se="http://schemas.microsoft.com/office/word/2015/wordml/symex" xmlns:w16du="http://schemas.microsoft.com/office/word/2023/wordml/word16du" xmlns:wne="http://schemas.microsoft.com/office/word/2006/wordml" mc:Ignorable="w14 w15 w16se w16cid w16 w16cex w16sdtdh w16sdtfl w16du wp14">
   <w:footnote w:type="separator" w:id="-1">
     <w:p>
       <w:pPr>
-        <w:spacing w:after="0" w:line="240" w:lineRule="auto"/>
-      </w:pPr>
-      <w:r>
-        <w:rPr>
-          <w:rStyle w:val="FootnoteReference"/>
-        </w:rPr>
-        <w:footnoteRef/>
-      </w:r>
+        <w:spacing w:line="240" w:lineRule="auto"/>
+      </w:pPr>
       <w:r>
         <w:separator/>
       </w:r>
@@ -919,14 +1113,8 @@
   <w:footnote w:type="continuationSeparator" w:id="0">
     <w:p>
       <w:pPr>
-        <w:spacing w:after="0" w:line="240" w:lineRule="auto"/>
-      </w:pPr>
-      <w:r>
-        <w:rPr>
-          <w:rStyle w:val="FootnoteReference"/>
-        </w:rPr>
-        <w:footnoteRef/>
-      </w:r>
+        <w:spacing w:line="240" w:lineRule="auto"/>
+      </w:pPr>
       <w:r>
         <w:continuationSeparator/>
       </w:r>
@@ -936,10 +1124,12 @@
 </file>
 
 <file path=word/numbering.xml><?xml version="1.0" encoding="utf-8"?>
-<w:numbering xmlns:wpc="http://schemas.microsoft.com/office/word/2010/wordprocessingCanvas" xmlns:mc="http://schemas.openxmlformats.org/markup-compatibility/2006" xmlns:o="urn:schemas-microsoft-com:office:office" xmlns:r="http://schemas.openxmlformats.org/officeDocument/2006/relationships" xmlns:m="http://schemas.openxmlformats.org/officeDocument/2006/math" xmlns:v="urn:schemas-microsoft-com:vml" xmlns:wp14="http://schemas.microsoft.com/office/word/2010/wordprocessingDrawing" xmlns:wp="http://schemas.openxmlformats.org/drawingml/2006/wordprocessingDrawing" xmlns:w10="urn:schemas-microsoft-com:office:word" xmlns:w="http://schemas.openxmlformats.org/wordprocessingml/2006/main" xmlns:w14="http://schemas.microsoft.com/office/word/2010/wordml" xmlns:w15="http://schemas.microsoft.com/office/word/2012/wordml" xmlns:wpg="http://schemas.microsoft.com/office/word/2010/wordprocessingGroup" xmlns:wpi="http://schemas.microsoft.com/office/word/2010/wordprocessingInk" xmlns:wne="http://schemas.microsoft.com/office/word/2006/wordml" xmlns:wps="http://schemas.microsoft.com/office/word/2010/wordprocessingShape" mc:Ignorable="w14 w15 wp14">
-  <w:abstractNum w:abstractNumId="1" w15:restartNumberingAfterBreak="0">
+<w:numbering xmlns:wpc="http://schemas.microsoft.com/office/word/2010/wordprocessingCanvas" xmlns:cx="http://schemas.microsoft.com/office/drawing/2014/chartex" xmlns:cx1="http://schemas.microsoft.com/office/drawing/2015/9/8/chartex" xmlns:cx2="http://schemas.microsoft.com/office/drawing/2015/10/21/chartex" xmlns:cx3="http://schemas.microsoft.com/office/drawing/2016/5/9/chartex" xmlns:cx4="http://schemas.microsoft.com/office/drawing/2016/5/10/chartex" xmlns:cx5="http://schemas.microsoft.com/office/drawing/2016/5/11/chartex" xmlns:cx6="http://schemas.microsoft.com/office/drawing/2016/5/12/chartex" xmlns:cx7="http://schemas.microsoft.com/office/drawing/2016/5/13/chartex" xmlns:cx8="http://schemas.microsoft.com/office/drawing/2016/5/14/chartex" xmlns:mc="http://schemas.openxmlformats.org/markup-compatibility/2006" xmlns:m="http://schemas.openxmlformats.org/officeDocument/2006/math" xmlns:aink="http://schemas.microsoft.com/office/drawing/2016/ink" xmlns:am3d="http://schemas.microsoft.com/office/drawing/2017/model3d" xmlns:oel="http://schemas.microsoft.com/office/2019/extlst" xmlns:r="http://schemas.openxmlformats.org/officeDocument/2006/relationships" xmlns:wp14="http://schemas.microsoft.com/office/word/2010/wordprocessingDrawing" xmlns:wp="http://schemas.openxmlformats.org/drawingml/2006/wordprocessingDrawing" xmlns:wpg="http://schemas.microsoft.com/office/word/2010/wordprocessingGroup" xmlns:wpi="http://schemas.microsoft.com/office/word/2010/wordprocessingInk" xmlns:wps="http://schemas.microsoft.com/office/word/2010/wordprocessingShape" xmlns:o="urn:schemas-microsoft-com:office:office" xmlns:v="urn:schemas-microsoft-com:vml" xmlns:w10="urn:schemas-microsoft-com:office:word" xmlns:w="http://schemas.openxmlformats.org/wordprocessingml/2006/main" xmlns:w14="http://schemas.microsoft.com/office/word/2010/wordml" xmlns:w15="http://schemas.microsoft.com/office/word/2012/wordml" xmlns:w16cex="http://schemas.microsoft.com/office/word/2018/wordml/cex" xmlns:w16cid="http://schemas.microsoft.com/office/word/2016/wordml/cid" xmlns:w16="http://schemas.microsoft.com/office/word/2018/wordml" xmlns:w16sdtdh="http://schemas.microsoft.com/office/word/2020/wordml/sdtdatahash" xmlns:w16sdtfl="http://schemas.microsoft.com/office/word/2024/wordml/sdtformatlock" xmlns:w16se="http://schemas.microsoft.com/office/word/2015/wordml/symex" xmlns:w16du="http://schemas.microsoft.com/office/word/2023/wordml/word16du" xmlns:wne="http://schemas.microsoft.com/office/word/2006/wordml" mc:Ignorable="w14 w15 w16se w16cid w16 w16cex w16sdtdh w16sdtfl w16du wp14">
+  <w:abstractNum w:abstractNumId="0" w15:restartNumberingAfterBreak="0">
+    <w:nsid w:val="01E2582E"/>
     <w:multiLevelType w:val="hybridMultilevel"/>
-    <w:lvl w:ilvl="0" w15:tentative="1">
+    <w:tmpl w:val="27AAFC18"/>
+    <w:lvl w:ilvl="0" w:tplc="F09E6892">
       <w:start w:val="1"/>
       <w:numFmt w:val="bullet"/>
       <w:lvlText w:val="●"/>
@@ -948,7 +1138,7 @@
         <w:ind w:left="720" w:hanging="360"/>
       </w:pPr>
     </w:lvl>
-    <w:lvl w:ilvl="1" w15:tentative="1">
+    <w:lvl w:ilvl="1" w:tplc="45EE3982">
       <w:start w:val="1"/>
       <w:numFmt w:val="bullet"/>
       <w:lvlText w:val="○"/>
@@ -957,7 +1147,7 @@
         <w:ind w:left="1440" w:hanging="360"/>
       </w:pPr>
     </w:lvl>
-    <w:lvl w:ilvl="2" w15:tentative="1">
+    <w:lvl w:ilvl="2" w:tplc="925C5A90">
       <w:start w:val="1"/>
       <w:numFmt w:val="bullet"/>
       <w:lvlText w:val="■"/>
@@ -966,7 +1156,7 @@
         <w:ind w:left="2160" w:hanging="360"/>
       </w:pPr>
     </w:lvl>
-    <w:lvl w:ilvl="3" w15:tentative="1">
+    <w:lvl w:ilvl="3" w:tplc="E27420F0">
       <w:start w:val="1"/>
       <w:numFmt w:val="bullet"/>
       <w:lvlText w:val="●"/>
@@ -975,7 +1165,7 @@
         <w:ind w:left="2880" w:hanging="360"/>
       </w:pPr>
     </w:lvl>
-    <w:lvl w:ilvl="4" w15:tentative="1">
+    <w:lvl w:ilvl="4" w:tplc="122A5CBC">
       <w:start w:val="1"/>
       <w:numFmt w:val="bullet"/>
       <w:lvlText w:val="○"/>
@@ -984,7 +1174,7 @@
         <w:ind w:left="3600" w:hanging="360"/>
       </w:pPr>
     </w:lvl>
-    <w:lvl w:ilvl="5" w15:tentative="1">
+    <w:lvl w:ilvl="5" w:tplc="27322DC0">
       <w:start w:val="1"/>
       <w:numFmt w:val="bullet"/>
       <w:lvlText w:val="■"/>
@@ -993,7 +1183,7 @@
         <w:ind w:left="4320" w:hanging="360"/>
       </w:pPr>
     </w:lvl>
-    <w:lvl w:ilvl="6" w15:tentative="1">
+    <w:lvl w:ilvl="6" w:tplc="895C212C">
       <w:start w:val="1"/>
       <w:numFmt w:val="bullet"/>
       <w:lvlText w:val="●"/>
@@ -1002,7 +1192,7 @@
         <w:ind w:left="5040" w:hanging="360"/>
       </w:pPr>
     </w:lvl>
-    <w:lvl w:ilvl="7" w15:tentative="1">
+    <w:lvl w:ilvl="7" w:tplc="E7041CD4">
       <w:start w:val="1"/>
       <w:numFmt w:val="bullet"/>
       <w:lvlText w:val="●"/>
@@ -1011,7 +1201,7 @@
         <w:ind w:left="5760" w:hanging="360"/>
       </w:pPr>
     </w:lvl>
-    <w:lvl w:ilvl="8" w15:tentative="1">
+    <w:lvl w:ilvl="8" w:tplc="71706D48">
       <w:start w:val="1"/>
       <w:numFmt w:val="bullet"/>
       <w:lvlText w:val="●"/>
@@ -1021,24 +1211,11 @@
       </w:pPr>
     </w:lvl>
   </w:abstractNum>
-  <w:abstractNum w:abstractNumId="2" w15:restartNumberingAfterBreak="0">
+  <w:abstractNum w:abstractNumId="1" w15:restartNumberingAfterBreak="0">
+    <w:nsid w:val="5CF749B6"/>
     <w:multiLevelType w:val="hybridMultilevel"/>
-    <w:lvl w:ilvl="0" w15:tentative="1">
-      <w:start w:val="1"/>
-      <w:numFmt w:val="bullet"/>
-      <w:lvlText w:val="•"/>
-      <w:lvlJc w:val="left"/>
-      <w:pPr>
-        <w:ind w:left="460" w:hanging="260"/>
-      </w:pPr>
-      <w:rPr>
-        <w:color w:val="512EAB"/>
-      </w:rPr>
-    </w:lvl>
-  </w:abstractNum>
-  <w:abstractNum w:abstractNumId="3" w15:restartNumberingAfterBreak="0">
-    <w:multiLevelType w:val="hybridMultilevel"/>
-    <w:lvl w:ilvl="0" w15:tentative="1">
+    <w:tmpl w:val="31C6C5C4"/>
+    <w:lvl w:ilvl="0" w:tplc="7EC4CC90">
       <w:start w:val="1"/>
       <w:numFmt w:val="decimal"/>
       <w:lvlText w:val="%1."/>
@@ -1052,20 +1229,117 @@
         <w:color w:val="512EAB"/>
       </w:rPr>
     </w:lvl>
+    <w:lvl w:ilvl="1" w:tplc="6C489070">
+      <w:numFmt w:val="decimal"/>
+      <w:lvlText w:val=""/>
+      <w:lvlJc w:val="left"/>
+    </w:lvl>
+    <w:lvl w:ilvl="2" w:tplc="81C26810">
+      <w:numFmt w:val="decimal"/>
+      <w:lvlText w:val=""/>
+      <w:lvlJc w:val="left"/>
+    </w:lvl>
+    <w:lvl w:ilvl="3" w:tplc="CB62E33A">
+      <w:numFmt w:val="decimal"/>
+      <w:lvlText w:val=""/>
+      <w:lvlJc w:val="left"/>
+    </w:lvl>
+    <w:lvl w:ilvl="4" w:tplc="D130BEC8">
+      <w:numFmt w:val="decimal"/>
+      <w:lvlText w:val=""/>
+      <w:lvlJc w:val="left"/>
+    </w:lvl>
+    <w:lvl w:ilvl="5" w:tplc="9440D6BA">
+      <w:numFmt w:val="decimal"/>
+      <w:lvlText w:val=""/>
+      <w:lvlJc w:val="left"/>
+    </w:lvl>
+    <w:lvl w:ilvl="6" w:tplc="27043F90">
+      <w:numFmt w:val="decimal"/>
+      <w:lvlText w:val=""/>
+      <w:lvlJc w:val="left"/>
+    </w:lvl>
+    <w:lvl w:ilvl="7" w:tplc="E848ADAA">
+      <w:numFmt w:val="decimal"/>
+      <w:lvlText w:val=""/>
+      <w:lvlJc w:val="left"/>
+    </w:lvl>
+    <w:lvl w:ilvl="8" w:tplc="EF08A70E">
+      <w:numFmt w:val="decimal"/>
+      <w:lvlText w:val=""/>
+      <w:lvlJc w:val="left"/>
+    </w:lvl>
   </w:abstractNum>
-  <w:num w:numId="1">
+  <w:abstractNum w:abstractNumId="2" w15:restartNumberingAfterBreak="0">
+    <w:nsid w:val="7EE7364E"/>
+    <w:multiLevelType w:val="hybridMultilevel"/>
+    <w:tmpl w:val="16C020E6"/>
+    <w:lvl w:ilvl="0" w:tplc="8ECCBDF0">
+      <w:start w:val="1"/>
+      <w:numFmt w:val="bullet"/>
+      <w:lvlText w:val="•"/>
+      <w:lvlJc w:val="left"/>
+      <w:pPr>
+        <w:ind w:left="460" w:hanging="260"/>
+      </w:pPr>
+      <w:rPr>
+        <w:color w:val="512EAB"/>
+      </w:rPr>
+    </w:lvl>
+    <w:lvl w:ilvl="1" w:tplc="184C9566">
+      <w:numFmt w:val="decimal"/>
+      <w:lvlText w:val=""/>
+      <w:lvlJc w:val="left"/>
+    </w:lvl>
+    <w:lvl w:ilvl="2" w:tplc="D2745BAC">
+      <w:numFmt w:val="decimal"/>
+      <w:lvlText w:val=""/>
+      <w:lvlJc w:val="left"/>
+    </w:lvl>
+    <w:lvl w:ilvl="3" w:tplc="6598136C">
+      <w:numFmt w:val="decimal"/>
+      <w:lvlText w:val=""/>
+      <w:lvlJc w:val="left"/>
+    </w:lvl>
+    <w:lvl w:ilvl="4" w:tplc="5792F59E">
+      <w:numFmt w:val="decimal"/>
+      <w:lvlText w:val=""/>
+      <w:lvlJc w:val="left"/>
+    </w:lvl>
+    <w:lvl w:ilvl="5" w:tplc="7376138E">
+      <w:numFmt w:val="decimal"/>
+      <w:lvlText w:val=""/>
+      <w:lvlJc w:val="left"/>
+    </w:lvl>
+    <w:lvl w:ilvl="6" w:tplc="A1A4A816">
+      <w:numFmt w:val="decimal"/>
+      <w:lvlText w:val=""/>
+      <w:lvlJc w:val="left"/>
+    </w:lvl>
+    <w:lvl w:ilvl="7" w:tplc="C9DA43CE">
+      <w:numFmt w:val="decimal"/>
+      <w:lvlText w:val=""/>
+      <w:lvlJc w:val="left"/>
+    </w:lvl>
+    <w:lvl w:ilvl="8" w:tplc="BB74CB38">
+      <w:numFmt w:val="decimal"/>
+      <w:lvlText w:val=""/>
+      <w:lvlJc w:val="left"/>
+    </w:lvl>
+  </w:abstractNum>
+  <w:num w:numId="1" w16cid:durableId="1031345735">
+    <w:abstractNumId w:val="0"/>
+    <w:lvlOverride w:ilvl="0">
+      <w:startOverride w:val="1"/>
+    </w:lvlOverride>
+  </w:num>
+  <w:num w:numId="2" w16cid:durableId="259223989">
     <w:abstractNumId w:val="1"/>
     <w:lvlOverride w:ilvl="0">
       <w:startOverride w:val="1"/>
     </w:lvlOverride>
   </w:num>
-  <w:num w:numId="2">
-    <w:abstractNumId w:val="3"/>
-    <w:lvlOverride w:ilvl="0">
-      <w:startOverride w:val="1"/>
-    </w:lvlOverride>
-  </w:num>
-  <w:num w:numId="3">
+  <w:num w:numId="3" w16cid:durableId="1023628710">
     <w:abstractNumId w:val="2"/>
     <w:lvlOverride w:ilvl="0">
       <w:startOverride w:val="1"/>
@@ -1075,59 +1349,450 @@
 </file>
 
 <file path=word/styles.xml><?xml version="1.0" encoding="utf-8"?>
-<w:styles xmlns:mc="http://schemas.openxmlformats.org/markup-compatibility/2006" xmlns:r="http://schemas.openxmlformats.org/officeDocument/2006/relationships" xmlns:w="http://schemas.openxmlformats.org/wordprocessingml/2006/main" xmlns:w14="http://schemas.microsoft.com/office/word/2010/wordml" xmlns:w15="http://schemas.microsoft.com/office/word/2012/wordml" mc:Ignorable="w14 w15">
+<w:styles xmlns:mc="http://schemas.openxmlformats.org/markup-compatibility/2006" xmlns:r="http://schemas.openxmlformats.org/officeDocument/2006/relationships" xmlns:w="http://schemas.openxmlformats.org/wordprocessingml/2006/main" xmlns:w14="http://schemas.microsoft.com/office/word/2010/wordml" xmlns:w15="http://schemas.microsoft.com/office/word/2012/wordml" xmlns:w16cex="http://schemas.microsoft.com/office/word/2018/wordml/cex" xmlns:w16cid="http://schemas.microsoft.com/office/word/2016/wordml/cid" xmlns:w16="http://schemas.microsoft.com/office/word/2018/wordml" xmlns:w16sdtdh="http://schemas.microsoft.com/office/word/2020/wordml/sdtdatahash" xmlns:w16sdtfl="http://schemas.microsoft.com/office/word/2024/wordml/sdtformatlock" xmlns:w16se="http://schemas.microsoft.com/office/word/2015/wordml/symex" xmlns:w16du="http://schemas.microsoft.com/office/word/2023/wordml/word16du" mc:Ignorable="w14 w15 w16se w16cid w16 w16cex w16sdtdh w16sdtfl w16du">
   <w:docDefaults>
     <w:rPrDefault>
       <w:rPr>
-        <w:rFonts w:ascii="Arial" w:cs="Arial" w:eastAsia="Arial" w:hAnsi="Arial"/>
+        <w:rFonts w:ascii="Arial" w:eastAsia="Arial" w:hAnsi="Arial" w:cs="Arial"/>
         <w:color w:val="000000"/>
-        <w:sz w:val="19"/>
-        <w:szCs w:val="19"/>
+        <w:sz w:val="18"/>
+        <w:szCs w:val="18"/>
+        <w:lang w:val="en-US" w:eastAsia="en-US" w:bidi="ar-SA"/>
       </w:rPr>
     </w:rPrDefault>
     <w:pPrDefault>
       <w:pPr>
-        <w:spacing w:line="245"/>
+        <w:spacing w:line="245" w:lineRule="auto"/>
       </w:pPr>
     </w:pPrDefault>
   </w:docDefaults>
-  <w:style w:type="paragraph" w:styleId="Title">
-    <w:name w:val="Title"/>
-    <w:basedOn w:val="Normal"/>
-    <w:next w:val="Normal"/>
+  <w:latentStyles w:defLockedState="0" w:defUIPriority="99" w:defSemiHidden="0" w:defUnhideWhenUsed="0" w:defQFormat="0" w:count="376">
+    <w:lsdException w:name="Normal" w:uiPriority="0" w:qFormat="1"/>
+    <w:lsdException w:name="heading 1" w:uiPriority="9" w:qFormat="1"/>
+    <w:lsdException w:name="heading 2" w:semiHidden="1" w:uiPriority="9" w:unhideWhenUsed="1" w:qFormat="1"/>
+    <w:lsdException w:name="heading 3" w:semiHidden="1" w:uiPriority="9" w:unhideWhenUsed="1" w:qFormat="1"/>
+    <w:lsdException w:name="heading 4" w:semiHidden="1" w:uiPriority="9" w:unhideWhenUsed="1" w:qFormat="1"/>
+    <w:lsdException w:name="heading 5" w:semiHidden="1" w:uiPriority="9" w:unhideWhenUsed="1" w:qFormat="1"/>
+    <w:lsdException w:name="heading 6" w:semiHidden="1" w:uiPriority="9" w:unhideWhenUsed="1" w:qFormat="1"/>
+    <w:lsdException w:name="heading 7" w:semiHidden="1" w:uiPriority="9" w:unhideWhenUsed="1" w:qFormat="1"/>
+    <w:lsdException w:name="heading 8" w:semiHidden="1" w:uiPriority="9" w:unhideWhenUsed="1" w:qFormat="1"/>
+    <w:lsdException w:name="heading 9" w:semiHidden="1" w:uiPriority="9" w:unhideWhenUsed="1" w:qFormat="1"/>
+    <w:lsdException w:name="index 1" w:semiHidden="1" w:unhideWhenUsed="1"/>
+    <w:lsdException w:name="index 2" w:semiHidden="1" w:unhideWhenUsed="1"/>
+    <w:lsdException w:name="index 3" w:semiHidden="1" w:unhideWhenUsed="1"/>
+    <w:lsdException w:name="index 4" w:semiHidden="1" w:unhideWhenUsed="1"/>
+    <w:lsdException w:name="index 5" w:semiHidden="1" w:unhideWhenUsed="1"/>
+    <w:lsdException w:name="index 6" w:semiHidden="1" w:unhideWhenUsed="1"/>
+    <w:lsdException w:name="index 7" w:semiHidden="1" w:unhideWhenUsed="1"/>
+    <w:lsdException w:name="index 8" w:semiHidden="1" w:unhideWhenUsed="1"/>
+    <w:lsdException w:name="index 9" w:semiHidden="1" w:unhideWhenUsed="1"/>
+    <w:lsdException w:name="toc 1" w:semiHidden="1" w:uiPriority="39" w:unhideWhenUsed="1"/>
+    <w:lsdException w:name="toc 2" w:semiHidden="1" w:uiPriority="39" w:unhideWhenUsed="1"/>
+    <w:lsdException w:name="toc 3" w:semiHidden="1" w:uiPriority="39" w:unhideWhenUsed="1"/>
+    <w:lsdException w:name="toc 4" w:semiHidden="1" w:uiPriority="39" w:unhideWhenUsed="1"/>
+    <w:lsdException w:name="toc 5" w:semiHidden="1" w:uiPriority="39" w:unhideWhenUsed="1"/>
+    <w:lsdException w:name="toc 6" w:semiHidden="1" w:uiPriority="39" w:unhideWhenUsed="1"/>
+    <w:lsdException w:name="toc 7" w:semiHidden="1" w:uiPriority="39" w:unhideWhenUsed="1"/>
+    <w:lsdException w:name="toc 8" w:semiHidden="1" w:uiPriority="39" w:unhideWhenUsed="1"/>
+    <w:lsdException w:name="toc 9" w:semiHidden="1" w:uiPriority="39" w:unhideWhenUsed="1"/>
+    <w:lsdException w:name="Normal Indent" w:semiHidden="1" w:unhideWhenUsed="1"/>
+    <w:lsdException w:name="footnote text" w:semiHidden="1" w:unhideWhenUsed="1"/>
+    <w:lsdException w:name="annotation text" w:semiHidden="1" w:unhideWhenUsed="1"/>
+    <w:lsdException w:name="header" w:semiHidden="1" w:unhideWhenUsed="1"/>
+    <w:lsdException w:name="footer" w:semiHidden="1" w:unhideWhenUsed="1"/>
+    <w:lsdException w:name="index heading" w:semiHidden="1" w:unhideWhenUsed="1"/>
+    <w:lsdException w:name="caption" w:semiHidden="1" w:uiPriority="35" w:unhideWhenUsed="1" w:qFormat="1"/>
+    <w:lsdException w:name="table of figures" w:semiHidden="1" w:unhideWhenUsed="1"/>
+    <w:lsdException w:name="envelope address" w:semiHidden="1" w:unhideWhenUsed="1"/>
+    <w:lsdException w:name="envelope return" w:semiHidden="1" w:unhideWhenUsed="1"/>
+    <w:lsdException w:name="footnote reference" w:semiHidden="1" w:unhideWhenUsed="1"/>
+    <w:lsdException w:name="annotation reference" w:semiHidden="1" w:unhideWhenUsed="1"/>
+    <w:lsdException w:name="line number" w:semiHidden="1" w:unhideWhenUsed="1"/>
+    <w:lsdException w:name="page number" w:semiHidden="1" w:unhideWhenUsed="1"/>
+    <w:lsdException w:name="endnote reference" w:semiHidden="1" w:unhideWhenUsed="1"/>
+    <w:lsdException w:name="endnote text" w:semiHidden="1" w:unhideWhenUsed="1"/>
+    <w:lsdException w:name="table of authorities" w:semiHidden="1" w:unhideWhenUsed="1"/>
+    <w:lsdException w:name="macro" w:semiHidden="1" w:unhideWhenUsed="1"/>
+    <w:lsdException w:name="toa heading" w:semiHidden="1" w:unhideWhenUsed="1"/>
+    <w:lsdException w:name="List" w:semiHidden="1" w:unhideWhenUsed="1"/>
+    <w:lsdException w:name="List Bullet" w:semiHidden="1" w:unhideWhenUsed="1"/>
+    <w:lsdException w:name="List Number" w:semiHidden="1" w:unhideWhenUsed="1"/>
+    <w:lsdException w:name="List 2" w:semiHidden="1" w:unhideWhenUsed="1"/>
+    <w:lsdException w:name="List 3" w:semiHidden="1" w:unhideWhenUsed="1"/>
+    <w:lsdException w:name="List 4" w:semiHidden="1" w:unhideWhenUsed="1"/>
+    <w:lsdException w:name="List 5" w:semiHidden="1" w:unhideWhenUsed="1"/>
+    <w:lsdException w:name="List Bullet 2" w:semiHidden="1" w:unhideWhenUsed="1"/>
+    <w:lsdException w:name="List Bullet 3" w:semiHidden="1" w:unhideWhenUsed="1"/>
+    <w:lsdException w:name="List Bullet 4" w:semiHidden="1" w:unhideWhenUsed="1"/>
+    <w:lsdException w:name="List Bullet 5" w:semiHidden="1" w:unhideWhenUsed="1"/>
+    <w:lsdException w:name="List Number 2" w:semiHidden="1" w:unhideWhenUsed="1"/>
+    <w:lsdException w:name="List Number 3" w:semiHidden="1" w:unhideWhenUsed="1"/>
+    <w:lsdException w:name="List Number 4" w:semiHidden="1" w:unhideWhenUsed="1"/>
+    <w:lsdException w:name="List Number 5" w:semiHidden="1" w:unhideWhenUsed="1"/>
+    <w:lsdException w:name="Title" w:uiPriority="10" w:qFormat="1"/>
+    <w:lsdException w:name="Closing" w:semiHidden="1" w:unhideWhenUsed="1"/>
+    <w:lsdException w:name="Signature" w:semiHidden="1" w:unhideWhenUsed="1"/>
+    <w:lsdException w:name="Default Paragraph Font" w:semiHidden="1" w:uiPriority="1" w:unhideWhenUsed="1"/>
+    <w:lsdException w:name="Body Text" w:semiHidden="1" w:unhideWhenUsed="1"/>
+    <w:lsdException w:name="Body Text Indent" w:semiHidden="1" w:unhideWhenUsed="1"/>
+    <w:lsdException w:name="List Continue" w:semiHidden="1" w:unhideWhenUsed="1"/>
+    <w:lsdException w:name="List Continue 2" w:semiHidden="1" w:unhideWhenUsed="1"/>
+    <w:lsdException w:name="List Continue 3" w:semiHidden="1" w:unhideWhenUsed="1"/>
+    <w:lsdException w:name="List Continue 4" w:semiHidden="1" w:unhideWhenUsed="1"/>
+    <w:lsdException w:name="List Continue 5" w:semiHidden="1" w:unhideWhenUsed="1"/>
+    <w:lsdException w:name="Message Header" w:semiHidden="1" w:unhideWhenUsed="1"/>
+    <w:lsdException w:name="Subtitle" w:uiPriority="11" w:qFormat="1"/>
+    <w:lsdException w:name="Salutation" w:semiHidden="1" w:unhideWhenUsed="1"/>
+    <w:lsdException w:name="Date" w:semiHidden="1" w:unhideWhenUsed="1"/>
+    <w:lsdException w:name="Body Text First Indent" w:semiHidden="1" w:unhideWhenUsed="1"/>
+    <w:lsdException w:name="Body Text First Indent 2" w:semiHidden="1" w:unhideWhenUsed="1"/>
+    <w:lsdException w:name="Note Heading" w:semiHidden="1" w:unhideWhenUsed="1"/>
+    <w:lsdException w:name="Body Text 2" w:semiHidden="1" w:unhideWhenUsed="1"/>
+    <w:lsdException w:name="Body Text 3" w:semiHidden="1" w:unhideWhenUsed="1"/>
+    <w:lsdException w:name="Body Text Indent 2" w:semiHidden="1" w:unhideWhenUsed="1"/>
+    <w:lsdException w:name="Body Text Indent 3" w:semiHidden="1" w:unhideWhenUsed="1"/>
+    <w:lsdException w:name="Block Text" w:semiHidden="1" w:unhideWhenUsed="1"/>
+    <w:lsdException w:name="Hyperlink" w:semiHidden="1" w:unhideWhenUsed="1"/>
+    <w:lsdException w:name="FollowedHyperlink" w:semiHidden="1" w:unhideWhenUsed="1"/>
+    <w:lsdException w:name="Strong" w:uiPriority="22" w:qFormat="1"/>
+    <w:lsdException w:name="Emphasis" w:uiPriority="20" w:qFormat="1"/>
+    <w:lsdException w:name="Document Map" w:semiHidden="1" w:unhideWhenUsed="1"/>
+    <w:lsdException w:name="Plain Text" w:semiHidden="1" w:unhideWhenUsed="1"/>
+    <w:lsdException w:name="E-mail Signature" w:semiHidden="1" w:unhideWhenUsed="1"/>
+    <w:lsdException w:name="HTML Top of Form" w:semiHidden="1" w:unhideWhenUsed="1"/>
+    <w:lsdException w:name="HTML Bottom of Form" w:semiHidden="1" w:unhideWhenUsed="1"/>
+    <w:lsdException w:name="Normal (Web)" w:semiHidden="1" w:unhideWhenUsed="1"/>
+    <w:lsdException w:name="HTML Acronym" w:semiHidden="1" w:unhideWhenUsed="1"/>
+    <w:lsdException w:name="HTML Address" w:semiHidden="1" w:unhideWhenUsed="1"/>
+    <w:lsdException w:name="HTML Cite" w:semiHidden="1" w:unhideWhenUsed="1"/>
+    <w:lsdException w:name="HTML Code" w:semiHidden="1" w:unhideWhenUsed="1"/>
+    <w:lsdException w:name="HTML Definition" w:semiHidden="1" w:unhideWhenUsed="1"/>
+    <w:lsdException w:name="HTML Keyboard" w:semiHidden="1" w:unhideWhenUsed="1"/>
+    <w:lsdException w:name="HTML Preformatted" w:semiHidden="1" w:unhideWhenUsed="1"/>
+    <w:lsdException w:name="HTML Sample" w:semiHidden="1" w:unhideWhenUsed="1"/>
+    <w:lsdException w:name="HTML Typewriter" w:semiHidden="1" w:unhideWhenUsed="1"/>
+    <w:lsdException w:name="HTML Variable" w:semiHidden="1" w:unhideWhenUsed="1"/>
+    <w:lsdException w:name="Normal Table" w:semiHidden="1" w:unhideWhenUsed="1"/>
+    <w:lsdException w:name="annotation subject" w:semiHidden="1" w:unhideWhenUsed="1"/>
+    <w:lsdException w:name="No List" w:semiHidden="1" w:unhideWhenUsed="1"/>
+    <w:lsdException w:name="Outline List 1" w:semiHidden="1" w:unhideWhenUsed="1"/>
+    <w:lsdException w:name="Outline List 2" w:semiHidden="1" w:unhideWhenUsed="1"/>
+    <w:lsdException w:name="Outline List 3" w:semiHidden="1" w:unhideWhenUsed="1"/>
+    <w:lsdException w:name="Table Simple 1" w:semiHidden="1" w:unhideWhenUsed="1"/>
+    <w:lsdException w:name="Table Simple 2" w:semiHidden="1" w:unhideWhenUsed="1"/>
+    <w:lsdException w:name="Table Simple 3" w:semiHidden="1" w:unhideWhenUsed="1"/>
+    <w:lsdException w:name="Table Classic 1" w:semiHidden="1" w:unhideWhenUsed="1"/>
+    <w:lsdException w:name="Table Classic 2" w:semiHidden="1" w:unhideWhenUsed="1"/>
+    <w:lsdException w:name="Table Classic 3" w:semiHidden="1" w:unhideWhenUsed="1"/>
+    <w:lsdException w:name="Table Classic 4" w:semiHidden="1" w:unhideWhenUsed="1"/>
+    <w:lsdException w:name="Table Colorful 1" w:semiHidden="1" w:unhideWhenUsed="1"/>
+    <w:lsdException w:name="Table Colorful 2" w:semiHidden="1" w:unhideWhenUsed="1"/>
+    <w:lsdException w:name="Table Colorful 3" w:semiHidden="1" w:unhideWhenUsed="1"/>
+    <w:lsdException w:name="Table Columns 1" w:semiHidden="1" w:unhideWhenUsed="1"/>
+    <w:lsdException w:name="Table Columns 2" w:semiHidden="1" w:unhideWhenUsed="1"/>
+    <w:lsdException w:name="Table Columns 3" w:semiHidden="1" w:unhideWhenUsed="1"/>
+    <w:lsdException w:name="Table Columns 4" w:semiHidden="1" w:unhideWhenUsed="1"/>
+    <w:lsdException w:name="Table Columns 5" w:semiHidden="1" w:unhideWhenUsed="1"/>
+    <w:lsdException w:name="Table Grid 1" w:semiHidden="1" w:unhideWhenUsed="1"/>
+    <w:lsdException w:name="Table Grid 2" w:semiHidden="1" w:unhideWhenUsed="1"/>
+    <w:lsdException w:name="Table Grid 3" w:semiHidden="1" w:unhideWhenUsed="1"/>
+    <w:lsdException w:name="Table Grid 4" w:semiHidden="1" w:unhideWhenUsed="1"/>
+    <w:lsdException w:name="Table Grid 5" w:semiHidden="1" w:unhideWhenUsed="1"/>
+    <w:lsdException w:name="Table Grid 6" w:semiHidden="1" w:unhideWhenUsed="1"/>
+    <w:lsdException w:name="Table Grid 7" w:semiHidden="1" w:unhideWhenUsed="1"/>
+    <w:lsdException w:name="Table Grid 8" w:semiHidden="1" w:unhideWhenUsed="1"/>
+    <w:lsdException w:name="Table List 1" w:semiHidden="1" w:unhideWhenUsed="1"/>
+    <w:lsdException w:name="Table List 2" w:semiHidden="1" w:unhideWhenUsed="1"/>
+    <w:lsdException w:name="Table List 3" w:semiHidden="1" w:unhideWhenUsed="1"/>
+    <w:lsdException w:name="Table List 4" w:semiHidden="1" w:unhideWhenUsed="1"/>
+    <w:lsdException w:name="Table List 5" w:semiHidden="1" w:unhideWhenUsed="1"/>
+    <w:lsdException w:name="Table List 6" w:semiHidden="1" w:unhideWhenUsed="1"/>
+    <w:lsdException w:name="Table List 7" w:semiHidden="1" w:unhideWhenUsed="1"/>
+    <w:lsdException w:name="Table List 8" w:semiHidden="1" w:unhideWhenUsed="1"/>
+    <w:lsdException w:name="Table 3D effects 1" w:semiHidden="1" w:unhideWhenUsed="1"/>
+    <w:lsdException w:name="Table 3D effects 2" w:semiHidden="1" w:unhideWhenUsed="1"/>
+    <w:lsdException w:name="Table 3D effects 3" w:semiHidden="1" w:unhideWhenUsed="1"/>
+    <w:lsdException w:name="Table Contemporary" w:semiHidden="1" w:unhideWhenUsed="1"/>
+    <w:lsdException w:name="Table Elegant" w:semiHidden="1" w:unhideWhenUsed="1"/>
+    <w:lsdException w:name="Table Professional" w:semiHidden="1" w:unhideWhenUsed="1"/>
+    <w:lsdException w:name="Table Subtle 1" w:semiHidden="1" w:unhideWhenUsed="1"/>
+    <w:lsdException w:name="Table Subtle 2" w:semiHidden="1" w:unhideWhenUsed="1"/>
+    <w:lsdException w:name="Table Web 1" w:semiHidden="1" w:unhideWhenUsed="1"/>
+    <w:lsdException w:name="Table Web 2" w:semiHidden="1" w:unhideWhenUsed="1"/>
+    <w:lsdException w:name="Table Web 3" w:semiHidden="1" w:unhideWhenUsed="1"/>
+    <w:lsdException w:name="Balloon Text" w:semiHidden="1" w:unhideWhenUsed="1"/>
+    <w:lsdException w:name="Table Grid" w:uiPriority="39"/>
+    <w:lsdException w:name="Table Theme" w:semiHidden="1" w:unhideWhenUsed="1"/>
+    <w:lsdException w:name="Placeholder Text" w:semiHidden="1"/>
+    <w:lsdException w:name="No Spacing" w:uiPriority="1" w:qFormat="1"/>
+    <w:lsdException w:name="Light Shading" w:uiPriority="60"/>
+    <w:lsdException w:name="Light List" w:uiPriority="61"/>
+    <w:lsdException w:name="Light Grid" w:uiPriority="62"/>
+    <w:lsdException w:name="Medium Shading 1" w:uiPriority="63"/>
+    <w:lsdException w:name="Medium Shading 2" w:uiPriority="64"/>
+    <w:lsdException w:name="Medium List 1" w:uiPriority="65"/>
+    <w:lsdException w:name="Medium List 2" w:uiPriority="66"/>
+    <w:lsdException w:name="Medium Grid 1" w:uiPriority="67"/>
+    <w:lsdException w:name="Medium Grid 2" w:uiPriority="68"/>
+    <w:lsdException w:name="Medium Grid 3" w:uiPriority="69"/>
+    <w:lsdException w:name="Dark List" w:uiPriority="70"/>
+    <w:lsdException w:name="Colorful Shading" w:uiPriority="71"/>
+    <w:lsdException w:name="Colorful List" w:uiPriority="72"/>
+    <w:lsdException w:name="Colorful Grid" w:uiPriority="73"/>
+    <w:lsdException w:name="Light Shading Accent 1" w:uiPriority="60"/>
+    <w:lsdException w:name="Light List Accent 1" w:uiPriority="61"/>
+    <w:lsdException w:name="Light Grid Accent 1" w:uiPriority="62"/>
+    <w:lsdException w:name="Medium Shading 1 Accent 1" w:uiPriority="63"/>
+    <w:lsdException w:name="Medium Shading 2 Accent 1" w:uiPriority="64"/>
+    <w:lsdException w:name="Medium List 1 Accent 1" w:uiPriority="65"/>
+    <w:lsdException w:name="Revision" w:semiHidden="1"/>
+    <w:lsdException w:name="List Paragraph" w:uiPriority="34" w:qFormat="1"/>
+    <w:lsdException w:name="Quote" w:uiPriority="29" w:qFormat="1"/>
+    <w:lsdException w:name="Intense Quote" w:uiPriority="30" w:qFormat="1"/>
+    <w:lsdException w:name="Medium List 2 Accent 1" w:uiPriority="66"/>
+    <w:lsdException w:name="Medium Grid 1 Accent 1" w:uiPriority="67"/>
+    <w:lsdException w:name="Medium Grid 2 Accent 1" w:uiPriority="68"/>
+    <w:lsdException w:name="Medium Grid 3 Accent 1" w:uiPriority="69"/>
+    <w:lsdException w:name="Dark List Accent 1" w:uiPriority="70"/>
+    <w:lsdException w:name="Colorful Shading Accent 1" w:uiPriority="71"/>
+    <w:lsdException w:name="Colorful List Accent 1" w:uiPriority="72"/>
+    <w:lsdException w:name="Colorful Grid Accent 1" w:uiPriority="73"/>
+    <w:lsdException w:name="Light Shading Accent 2" w:uiPriority="60"/>
+    <w:lsdException w:name="Light List Accent 2" w:uiPriority="61"/>
+    <w:lsdException w:name="Light Grid Accent 2" w:uiPriority="62"/>
+    <w:lsdException w:name="Medium Shading 1 Accent 2" w:uiPriority="63"/>
+    <w:lsdException w:name="Medium Shading 2 Accent 2" w:uiPriority="64"/>
+    <w:lsdException w:name="Medium List 1 Accent 2" w:uiPriority="65"/>
+    <w:lsdException w:name="Medium List 2 Accent 2" w:uiPriority="66"/>
+    <w:lsdException w:name="Medium Grid 1 Accent 2" w:uiPriority="67"/>
+    <w:lsdException w:name="Medium Grid 2 Accent 2" w:uiPriority="68"/>
+    <w:lsdException w:name="Medium Grid 3 Accent 2" w:uiPriority="69"/>
+    <w:lsdException w:name="Dark List Accent 2" w:uiPriority="70"/>
+    <w:lsdException w:name="Colorful Shading Accent 2" w:uiPriority="71"/>
+    <w:lsdException w:name="Colorful List Accent 2" w:uiPriority="72"/>
+    <w:lsdException w:name="Colorful Grid Accent 2" w:uiPriority="73"/>
+    <w:lsdException w:name="Light Shading Accent 3" w:uiPriority="60"/>
+    <w:lsdException w:name="Light List Accent 3" w:uiPriority="61"/>
+    <w:lsdException w:name="Light Grid Accent 3" w:uiPriority="62"/>
+    <w:lsdException w:name="Medium Shading 1 Accent 3" w:uiPriority="63"/>
+    <w:lsdException w:name="Medium Shading 2 Accent 3" w:uiPriority="64"/>
+    <w:lsdException w:name="Medium List 1 Accent 3" w:uiPriority="65"/>
+    <w:lsdException w:name="Medium List 2 Accent 3" w:uiPriority="66"/>
+    <w:lsdException w:name="Medium Grid 1 Accent 3" w:uiPriority="67"/>
+    <w:lsdException w:name="Medium Grid 2 Accent 3" w:uiPriority="68"/>
+    <w:lsdException w:name="Medium Grid 3 Accent 3" w:uiPriority="69"/>
+    <w:lsdException w:name="Dark List Accent 3" w:uiPriority="70"/>
+    <w:lsdException w:name="Colorful Shading Accent 3" w:uiPriority="71"/>
+    <w:lsdException w:name="Colorful List Accent 3" w:uiPriority="72"/>
+    <w:lsdException w:name="Colorful Grid Accent 3" w:uiPriority="73"/>
+    <w:lsdException w:name="Light Shading Accent 4" w:uiPriority="60"/>
+    <w:lsdException w:name="Light List Accent 4" w:uiPriority="61"/>
+    <w:lsdException w:name="Light Grid Accent 4" w:uiPriority="62"/>
+    <w:lsdException w:name="Medium Shading 1 Accent 4" w:uiPriority="63"/>
+    <w:lsdException w:name="Medium Shading 2 Accent 4" w:uiPriority="64"/>
+    <w:lsdException w:name="Medium List 1 Accent 4" w:uiPriority="65"/>
+    <w:lsdException w:name="Medium List 2 Accent 4" w:uiPriority="66"/>
+    <w:lsdException w:name="Medium Grid 1 Accent 4" w:uiPriority="67"/>
+    <w:lsdException w:name="Medium Grid 2 Accent 4" w:uiPriority="68"/>
+    <w:lsdException w:name="Medium Grid 3 Accent 4" w:uiPriority="69"/>
+    <w:lsdException w:name="Dark List Accent 4" w:uiPriority="70"/>
+    <w:lsdException w:name="Colorful Shading Accent 4" w:uiPriority="71"/>
+    <w:lsdException w:name="Colorful List Accent 4" w:uiPriority="72"/>
+    <w:lsdException w:name="Colorful Grid Accent 4" w:uiPriority="73"/>
+    <w:lsdException w:name="Light Shading Accent 5" w:uiPriority="60"/>
+    <w:lsdException w:name="Light List Accent 5" w:uiPriority="61"/>
+    <w:lsdException w:name="Light Grid Accent 5" w:uiPriority="62"/>
+    <w:lsdException w:name="Medium Shading 1 Accent 5" w:uiPriority="63"/>
+    <w:lsdException w:name="Medium Shading 2 Accent 5" w:uiPriority="64"/>
+    <w:lsdException w:name="Medium List 1 Accent 5" w:uiPriority="65"/>
+    <w:lsdException w:name="Medium List 2 Accent 5" w:uiPriority="66"/>
+    <w:lsdException w:name="Medium Grid 1 Accent 5" w:uiPriority="67"/>
+    <w:lsdException w:name="Medium Grid 2 Accent 5" w:uiPriority="68"/>
+    <w:lsdException w:name="Medium Grid 3 Accent 5" w:uiPriority="69"/>
+    <w:lsdException w:name="Dark List Accent 5" w:uiPriority="70"/>
+    <w:lsdException w:name="Colorful Shading Accent 5" w:uiPriority="71"/>
+    <w:lsdException w:name="Colorful List Accent 5" w:uiPriority="72"/>
+    <w:lsdException w:name="Colorful Grid Accent 5" w:uiPriority="73"/>
+    <w:lsdException w:name="Light Shading Accent 6" w:uiPriority="60"/>
+    <w:lsdException w:name="Light List Accent 6" w:uiPriority="61"/>
+    <w:lsdException w:name="Light Grid Accent 6" w:uiPriority="62"/>
+    <w:lsdException w:name="Medium Shading 1 Accent 6" w:uiPriority="63"/>
+    <w:lsdException w:name="Medium Shading 2 Accent 6" w:uiPriority="64"/>
+    <w:lsdException w:name="Medium List 1 Accent 6" w:uiPriority="65"/>
+    <w:lsdException w:name="Medium List 2 Accent 6" w:uiPriority="66"/>
+    <w:lsdException w:name="Medium Grid 1 Accent 6" w:uiPriority="67"/>
+    <w:lsdException w:name="Medium Grid 2 Accent 6" w:uiPriority="68"/>
+    <w:lsdException w:name="Medium Grid 3 Accent 6" w:uiPriority="69"/>
+    <w:lsdException w:name="Dark List Accent 6" w:uiPriority="70"/>
+    <w:lsdException w:name="Colorful Shading Accent 6" w:uiPriority="71"/>
+    <w:lsdException w:name="Colorful List Accent 6" w:uiPriority="72"/>
+    <w:lsdException w:name="Colorful Grid Accent 6" w:uiPriority="73"/>
+    <w:lsdException w:name="Subtle Emphasis" w:uiPriority="19" w:qFormat="1"/>
+    <w:lsdException w:name="Intense Emphasis" w:uiPriority="21" w:qFormat="1"/>
+    <w:lsdException w:name="Subtle Reference" w:uiPriority="31" w:qFormat="1"/>
+    <w:lsdException w:name="Intense Reference" w:uiPriority="32" w:qFormat="1"/>
+    <w:lsdException w:name="Book Title" w:uiPriority="33" w:qFormat="1"/>
+    <w:lsdException w:name="Bibliography" w:semiHidden="1" w:uiPriority="37" w:unhideWhenUsed="1"/>
+    <w:lsdException w:name="TOC Heading" w:semiHidden="1" w:uiPriority="39" w:unhideWhenUsed="1" w:qFormat="1"/>
+    <w:lsdException w:name="Plain Table 1" w:uiPriority="41"/>
+    <w:lsdException w:name="Plain Table 2" w:uiPriority="42"/>
+    <w:lsdException w:name="Plain Table 3" w:uiPriority="43"/>
+    <w:lsdException w:name="Plain Table 4" w:uiPriority="44"/>
+    <w:lsdException w:name="Plain Table 5" w:uiPriority="45"/>
+    <w:lsdException w:name="Grid Table Light" w:uiPriority="40"/>
+    <w:lsdException w:name="Grid Table 1 Light" w:uiPriority="46"/>
+    <w:lsdException w:name="Grid Table 2" w:uiPriority="47"/>
+    <w:lsdException w:name="Grid Table 3" w:uiPriority="48"/>
+    <w:lsdException w:name="Grid Table 4" w:uiPriority="49"/>
+    <w:lsdException w:name="Grid Table 5 Dark" w:uiPriority="50"/>
+    <w:lsdException w:name="Grid Table 6 Colorful" w:uiPriority="51"/>
+    <w:lsdException w:name="Grid Table 7 Colorful" w:uiPriority="52"/>
+    <w:lsdException w:name="Grid Table 1 Light Accent 1" w:uiPriority="46"/>
+    <w:lsdException w:name="Grid Table 2 Accent 1" w:uiPriority="47"/>
+    <w:lsdException w:name="Grid Table 3 Accent 1" w:uiPriority="48"/>
+    <w:lsdException w:name="Grid Table 4 Accent 1" w:uiPriority="49"/>
+    <w:lsdException w:name="Grid Table 5 Dark Accent 1" w:uiPriority="50"/>
+    <w:lsdException w:name="Grid Table 6 Colorful Accent 1" w:uiPriority="51"/>
+    <w:lsdException w:name="Grid Table 7 Colorful Accent 1" w:uiPriority="52"/>
+    <w:lsdException w:name="Grid Table 1 Light Accent 2" w:uiPriority="46"/>
+    <w:lsdException w:name="Grid Table 2 Accent 2" w:uiPriority="47"/>
+    <w:lsdException w:name="Grid Table 3 Accent 2" w:uiPriority="48"/>
+    <w:lsdException w:name="Grid Table 4 Accent 2" w:uiPriority="49"/>
+    <w:lsdException w:name="Grid Table 5 Dark Accent 2" w:uiPriority="50"/>
+    <w:lsdException w:name="Grid Table 6 Colorful Accent 2" w:uiPriority="51"/>
+    <w:lsdException w:name="Grid Table 7 Colorful Accent 2" w:uiPriority="52"/>
+    <w:lsdException w:name="Grid Table 1 Light Accent 3" w:uiPriority="46"/>
+    <w:lsdException w:name="Grid Table 2 Accent 3" w:uiPriority="47"/>
+    <w:lsdException w:name="Grid Table 3 Accent 3" w:uiPriority="48"/>
+    <w:lsdException w:name="Grid Table 4 Accent 3" w:uiPriority="49"/>
+    <w:lsdException w:name="Grid Table 5 Dark Accent 3" w:uiPriority="50"/>
+    <w:lsdException w:name="Grid Table 6 Colorful Accent 3" w:uiPriority="51"/>
+    <w:lsdException w:name="Grid Table 7 Colorful Accent 3" w:uiPriority="52"/>
+    <w:lsdException w:name="Grid Table 1 Light Accent 4" w:uiPriority="46"/>
+    <w:lsdException w:name="Grid Table 2 Accent 4" w:uiPriority="47"/>
+    <w:lsdException w:name="Grid Table 3 Accent 4" w:uiPriority="48"/>
+    <w:lsdException w:name="Grid Table 4 Accent 4" w:uiPriority="49"/>
+    <w:lsdException w:name="Grid Table 5 Dark Accent 4" w:uiPriority="50"/>
+    <w:lsdException w:name="Grid Table 6 Colorful Accent 4" w:uiPriority="51"/>
+    <w:lsdException w:name="Grid Table 7 Colorful Accent 4" w:uiPriority="52"/>
+    <w:lsdException w:name="Grid Table 1 Light Accent 5" w:uiPriority="46"/>
+    <w:lsdException w:name="Grid Table 2 Accent 5" w:uiPriority="47"/>
+    <w:lsdException w:name="Grid Table 3 Accent 5" w:uiPriority="48"/>
+    <w:lsdException w:name="Grid Table 4 Accent 5" w:uiPriority="49"/>
+    <w:lsdException w:name="Grid Table 5 Dark Accent 5" w:uiPriority="50"/>
+    <w:lsdException w:name="Grid Table 6 Colorful Accent 5" w:uiPriority="51"/>
+    <w:lsdException w:name="Grid Table 7 Colorful Accent 5" w:uiPriority="52"/>
+    <w:lsdException w:name="Grid Table 1 Light Accent 6" w:uiPriority="46"/>
+    <w:lsdException w:name="Grid Table 2 Accent 6" w:uiPriority="47"/>
+    <w:lsdException w:name="Grid Table 3 Accent 6" w:uiPriority="48"/>
+    <w:lsdException w:name="Grid Table 4 Accent 6" w:uiPriority="49"/>
+    <w:lsdException w:name="Grid Table 5 Dark Accent 6" w:uiPriority="50"/>
+    <w:lsdException w:name="Grid Table 6 Colorful Accent 6" w:uiPriority="51"/>
+    <w:lsdException w:name="Grid Table 7 Colorful Accent 6" w:uiPriority="52"/>
+    <w:lsdException w:name="List Table 1 Light" w:uiPriority="46"/>
+    <w:lsdException w:name="List Table 2" w:uiPriority="47"/>
+    <w:lsdException w:name="List Table 3" w:uiPriority="48"/>
+    <w:lsdException w:name="List Table 4" w:uiPriority="49"/>
+    <w:lsdException w:name="List Table 5 Dark" w:uiPriority="50"/>
+    <w:lsdException w:name="List Table 6 Colorful" w:uiPriority="51"/>
+    <w:lsdException w:name="List Table 7 Colorful" w:uiPriority="52"/>
+    <w:lsdException w:name="List Table 1 Light Accent 1" w:uiPriority="46"/>
+    <w:lsdException w:name="List Table 2 Accent 1" w:uiPriority="47"/>
+    <w:lsdException w:name="List Table 3 Accent 1" w:uiPriority="48"/>
+    <w:lsdException w:name="List Table 4 Accent 1" w:uiPriority="49"/>
+    <w:lsdException w:name="List Table 5 Dark Accent 1" w:uiPriority="50"/>
+    <w:lsdException w:name="List Table 6 Colorful Accent 1" w:uiPriority="51"/>
+    <w:lsdException w:name="List Table 7 Colorful Accent 1" w:uiPriority="52"/>
+    <w:lsdException w:name="List Table 1 Light Accent 2" w:uiPriority="46"/>
+    <w:lsdException w:name="List Table 2 Accent 2" w:uiPriority="47"/>
+    <w:lsdException w:name="List Table 3 Accent 2" w:uiPriority="48"/>
+    <w:lsdException w:name="List Table 4 Accent 2" w:uiPriority="49"/>
+    <w:lsdException w:name="List Table 5 Dark Accent 2" w:uiPriority="50"/>
+    <w:lsdException w:name="List Table 6 Colorful Accent 2" w:uiPriority="51"/>
+    <w:lsdException w:name="List Table 7 Colorful Accent 2" w:uiPriority="52"/>
+    <w:lsdException w:name="List Table 1 Light Accent 3" w:uiPriority="46"/>
+    <w:lsdException w:name="List Table 2 Accent 3" w:uiPriority="47"/>
+    <w:lsdException w:name="List Table 3 Accent 3" w:uiPriority="48"/>
+    <w:lsdException w:name="List Table 4 Accent 3" w:uiPriority="49"/>
+    <w:lsdException w:name="List Table 5 Dark Accent 3" w:uiPriority="50"/>
+    <w:lsdException w:name="List Table 6 Colorful Accent 3" w:uiPriority="51"/>
+    <w:lsdException w:name="List Table 7 Colorful Accent 3" w:uiPriority="52"/>
+    <w:lsdException w:name="List Table 1 Light Accent 4" w:uiPriority="46"/>
+    <w:lsdException w:name="List Table 2 Accent 4" w:uiPriority="47"/>
+    <w:lsdException w:name="List Table 3 Accent 4" w:uiPriority="48"/>
+    <w:lsdException w:name="List Table 4 Accent 4" w:uiPriority="49"/>
+    <w:lsdException w:name="List Table 5 Dark Accent 4" w:uiPriority="50"/>
+    <w:lsdException w:name="List Table 6 Colorful Accent 4" w:uiPriority="51"/>
+    <w:lsdException w:name="List Table 7 Colorful Accent 4" w:uiPriority="52"/>
+    <w:lsdException w:name="List Table 1 Light Accent 5" w:uiPriority="46"/>
+    <w:lsdException w:name="List Table 2 Accent 5" w:uiPriority="47"/>
+    <w:lsdException w:name="List Table 3 Accent 5" w:uiPriority="48"/>
+    <w:lsdException w:name="List Table 4 Accent 5" w:uiPriority="49"/>
+    <w:lsdException w:name="List Table 5 Dark Accent 5" w:uiPriority="50"/>
+    <w:lsdException w:name="List Table 6 Colorful Accent 5" w:uiPriority="51"/>
+    <w:lsdException w:name="List Table 7 Colorful Accent 5" w:uiPriority="52"/>
+    <w:lsdException w:name="List Table 1 Light Accent 6" w:uiPriority="46"/>
+    <w:lsdException w:name="List Table 2 Accent 6" w:uiPriority="47"/>
+    <w:lsdException w:name="List Table 3 Accent 6" w:uiPriority="48"/>
+    <w:lsdException w:name="List Table 4 Accent 6" w:uiPriority="49"/>
+    <w:lsdException w:name="List Table 5 Dark Accent 6" w:uiPriority="50"/>
+    <w:lsdException w:name="List Table 6 Colorful Accent 6" w:uiPriority="51"/>
+    <w:lsdException w:name="List Table 7 Colorful Accent 6" w:uiPriority="52"/>
+    <w:lsdException w:name="Mention" w:semiHidden="1" w:unhideWhenUsed="1"/>
+    <w:lsdException w:name="Smart Hyperlink" w:semiHidden="1" w:unhideWhenUsed="1"/>
+    <w:lsdException w:name="Hashtag" w:semiHidden="1" w:unhideWhenUsed="1"/>
+    <w:lsdException w:name="Unresolved Mention" w:semiHidden="1" w:unhideWhenUsed="1"/>
+    <w:lsdException w:name="Smart Link" w:semiHidden="1" w:unhideWhenUsed="1"/>
+  </w:latentStyles>
+  <w:style w:type="paragraph" w:default="1" w:styleId="Normal">
+    <w:name w:val="Normal"/>
     <w:qFormat/>
-    <w:rPr>
-      <w:sz w:val="56"/>
-      <w:szCs w:val="56"/>
-    </w:rPr>
   </w:style>
   <w:style w:type="paragraph" w:styleId="Heading1">
-    <w:name w:val="Heading 1"/>
-    <w:basedOn w:val="Normal"/>
-    <w:next w:val="Normal"/>
+    <w:name w:val="heading 1"/>
+    <w:uiPriority w:val="9"/>
     <w:qFormat/>
+    <w:pPr>
+      <w:keepNext/>
+      <w:spacing w:before="80" w:after="80"/>
+      <w:outlineLvl w:val="0"/>
+    </w:pPr>
     <w:rPr>
-      <w:color w:val="2E74B5"/>
-      <w:sz w:val="32"/>
-      <w:szCs w:val="32"/>
-    </w:rPr>
-  </w:style>
-  <w:style w:type="paragraph" w:styleId="Heading2">
-    <w:name w:val="Heading 2"/>
-    <w:basedOn w:val="Normal"/>
-    <w:next w:val="Normal"/>
-    <w:qFormat/>
-    <w:rPr>
-      <w:color w:val="2E74B5"/>
+      <w:b/>
+      <w:bCs/>
+      <w:color w:val="0D004D"/>
       <w:sz w:val="26"/>
       <w:szCs w:val="26"/>
     </w:rPr>
   </w:style>
+  <w:style w:type="paragraph" w:styleId="Heading2">
+    <w:name w:val="heading 2"/>
+    <w:uiPriority w:val="9"/>
+    <w:unhideWhenUsed/>
+    <w:qFormat/>
+    <w:pPr>
+      <w:keepNext/>
+      <w:keepLines/>
+      <w:spacing w:before="80" w:after="30"/>
+      <w:outlineLvl w:val="1"/>
+    </w:pPr>
+    <w:rPr>
+      <w:b/>
+      <w:bCs/>
+      <w:color w:val="512EAB"/>
+      <w:sz w:val="21"/>
+      <w:szCs w:val="21"/>
+    </w:rPr>
+  </w:style>
   <w:style w:type="paragraph" w:styleId="Heading3">
-    <w:name w:val="Heading 3"/>
-    <w:basedOn w:val="Normal"/>
-    <w:next w:val="Normal"/>
+    <w:name w:val="heading 3"/>
+    <w:uiPriority w:val="9"/>
+    <w:semiHidden/>
+    <w:unhideWhenUsed/>
     <w:qFormat/>
+    <w:pPr>
+      <w:outlineLvl w:val="2"/>
+    </w:pPr>
     <w:rPr>
       <w:color w:val="1F4D78"/>
       <w:sz w:val="24"/>
@@ -1135,10 +1800,14 @@
     </w:rPr>
   </w:style>
   <w:style w:type="paragraph" w:styleId="Heading4">
-    <w:name w:val="Heading 4"/>
-    <w:basedOn w:val="Normal"/>
-    <w:next w:val="Normal"/>
+    <w:name w:val="heading 4"/>
+    <w:uiPriority w:val="9"/>
+    <w:semiHidden/>
+    <w:unhideWhenUsed/>
     <w:qFormat/>
+    <w:pPr>
+      <w:outlineLvl w:val="3"/>
+    </w:pPr>
     <w:rPr>
       <w:i/>
       <w:iCs/>
@@ -1146,27 +1815,69 @@
     </w:rPr>
   </w:style>
   <w:style w:type="paragraph" w:styleId="Heading5">
-    <w:name w:val="Heading 5"/>
-    <w:basedOn w:val="Normal"/>
-    <w:next w:val="Normal"/>
+    <w:name w:val="heading 5"/>
+    <w:uiPriority w:val="9"/>
+    <w:semiHidden/>
+    <w:unhideWhenUsed/>
     <w:qFormat/>
+    <w:pPr>
+      <w:outlineLvl w:val="4"/>
+    </w:pPr>
     <w:rPr>
       <w:color w:val="2E74B5"/>
     </w:rPr>
   </w:style>
   <w:style w:type="paragraph" w:styleId="Heading6">
-    <w:name w:val="Heading 6"/>
-    <w:basedOn w:val="Normal"/>
-    <w:next w:val="Normal"/>
+    <w:name w:val="heading 6"/>
+    <w:uiPriority w:val="9"/>
+    <w:semiHidden/>
+    <w:unhideWhenUsed/>
     <w:qFormat/>
+    <w:pPr>
+      <w:outlineLvl w:val="5"/>
+    </w:pPr>
     <w:rPr>
       <w:color w:val="1F4D78"/>
     </w:rPr>
   </w:style>
-  <w:style w:type="paragraph" w:styleId="Strong">
-    <w:name w:val="Strong"/>
-    <w:basedOn w:val="Normal"/>
-    <w:next w:val="Normal"/>
+  <w:style w:type="character" w:default="1" w:styleId="DefaultParagraphFont">
+    <w:name w:val="Default Paragraph Font"/>
+    <w:uiPriority w:val="1"/>
+    <w:semiHidden/>
+    <w:unhideWhenUsed/>
+  </w:style>
+  <w:style w:type="table" w:default="1" w:styleId="TableNormal">
+    <w:name w:val="Normal Table"/>
+    <w:uiPriority w:val="99"/>
+    <w:semiHidden/>
+    <w:unhideWhenUsed/>
+    <w:tblPr>
+      <w:tblInd w:w="0" w:type="dxa"/>
+      <w:tblCellMar>
+        <w:top w:w="0" w:type="dxa"/>
+        <w:left w:w="108" w:type="dxa"/>
+        <w:bottom w:w="0" w:type="dxa"/>
+        <w:right w:w="108" w:type="dxa"/>
+      </w:tblCellMar>
+    </w:tblPr>
+  </w:style>
+  <w:style w:type="numbering" w:default="1" w:styleId="NoList">
+    <w:name w:val="No List"/>
+    <w:uiPriority w:val="99"/>
+    <w:semiHidden/>
+    <w:unhideWhenUsed/>
+  </w:style>
+  <w:style w:type="paragraph" w:styleId="Title">
+    <w:name w:val="Title"/>
+    <w:uiPriority w:val="10"/>
+    <w:qFormat/>
+    <w:rPr>
+      <w:sz w:val="56"/>
+      <w:szCs w:val="56"/>
+    </w:rPr>
+  </w:style>
+  <w:style w:type="paragraph" w:customStyle="1" w:styleId="Strong1">
+    <w:name w:val="Strong1"/>
     <w:qFormat/>
     <w:rPr>
       <w:b/>
@@ -1175,12 +1886,10 @@
   </w:style>
   <w:style w:type="paragraph" w:styleId="ListParagraph">
     <w:name w:val="List Paragraph"/>
-    <w:basedOn w:val="Normal"/>
     <w:qFormat/>
   </w:style>
   <w:style w:type="character" w:styleId="Hyperlink">
     <w:name w:val="Hyperlink"/>
-    <w:basedOn w:val="DefaultParagraphFont"/>
     <w:uiPriority w:val="99"/>
     <w:unhideWhenUsed/>
     <w:rPr>
@@ -1190,7 +1899,6 @@
   </w:style>
   <w:style w:type="character" w:styleId="FootnoteReference">
     <w:name w:val="footnote reference"/>
-    <w:basedOn w:val="DefaultParagraphFont"/>
     <w:uiPriority w:val="99"/>
     <w:semiHidden/>
     <w:unhideWhenUsed/>
@@ -1200,22 +1908,20 @@
   </w:style>
   <w:style w:type="paragraph" w:styleId="FootnoteText">
     <w:name w:val="footnote text"/>
-    <w:basedOn w:val="Normal"/>
     <w:link w:val="FootnoteTextChar"/>
     <w:uiPriority w:val="99"/>
     <w:semiHidden/>
     <w:unhideWhenUsed/>
     <w:pPr>
-      <w:spacing w:after="0" w:line="240" w:lineRule="auto"/>
+      <w:spacing w:line="240" w:lineRule="auto"/>
     </w:pPr>
     <w:rPr>
       <w:sz w:val="20"/>
       <w:szCs w:val="20"/>
     </w:rPr>
   </w:style>
-  <w:style w:type="character" w:styleId="FootnoteTextChar">
+  <w:style w:type="character" w:customStyle="1" w:styleId="FootnoteTextChar">
     <w:name w:val="Footnote Text Char"/>
-    <w:basedOn w:val="DefaultParagraphFont"/>
     <w:link w:val="FootnoteText"/>
     <w:uiPriority w:val="99"/>
     <w:semiHidden/>
@@ -1227,7 +1933,6 @@
   </w:style>
   <w:style w:type="character" w:styleId="EndnoteReference">
     <w:name w:val="endnote reference"/>
-    <w:basedOn w:val="DefaultParagraphFont"/>
     <w:uiPriority w:val="99"/>
     <w:semiHidden/>
     <w:unhideWhenUsed/>
@@ -1237,22 +1942,20 @@
   </w:style>
   <w:style w:type="paragraph" w:styleId="EndnoteText">
     <w:name w:val="endnote text"/>
-    <w:basedOn w:val="Normal"/>
     <w:link w:val="EndnoteTextChar"/>
     <w:uiPriority w:val="99"/>
     <w:semiHidden/>
     <w:unhideWhenUsed/>
     <w:pPr>
-      <w:spacing w:after="0" w:line="240" w:lineRule="auto"/>
+      <w:spacing w:line="240" w:lineRule="auto"/>
     </w:pPr>
     <w:rPr>
       <w:sz w:val="20"/>
       <w:szCs w:val="20"/>
     </w:rPr>
   </w:style>
-  <w:style w:type="character" w:styleId="EndnoteTextChar">
+  <w:style w:type="character" w:customStyle="1" w:styleId="EndnoteTextChar">
     <w:name w:val="Endnote Text Char"/>
-    <w:basedOn w:val="DefaultParagraphFont"/>
     <w:link w:val="EndnoteText"/>
     <w:uiPriority w:val="99"/>
     <w:semiHidden/>
@@ -1262,44 +1965,337 @@
       <w:szCs w:val="20"/>
     </w:rPr>
   </w:style>
-  <w:style w:type="paragraph" w:styleId="Heading1">
-    <w:name w:val="Heading 1"/>
+  <w:style w:type="paragraph" w:styleId="NormalWeb">
+    <w:name w:val="Normal (Web)"/>
     <w:basedOn w:val="Normal"/>
-    <w:next w:val="Normal"/>
-    <w:qFormat/>
+    <w:uiPriority w:val="99"/>
+    <w:semiHidden/>
+    <w:unhideWhenUsed/>
+    <w:rsid w:val="00AA08E0"/>
     <w:pPr>
-      <w:keepNext/>
-      <w:spacing w:after="80" w:before="80"/>
-      <w:outlineLvl w:val="0"/>
+      <w:spacing w:before="100" w:beforeAutospacing="1" w:after="100" w:afterAutospacing="1" w:line="240" w:lineRule="auto"/>
     </w:pPr>
     <w:rPr>
-      <w:rFonts w:ascii="Arial" w:cs="Arial" w:eastAsia="Arial" w:hAnsi="Arial"/>
-      <w:b/>
-      <w:bCs/>
-      <w:color w:val="0D004D"/>
-      <w:sz w:val="26"/>
-      <w:szCs w:val="26"/>
-    </w:rPr>
-  </w:style>
-  <w:style w:type="paragraph" w:styleId="Heading2">
-    <w:name w:val="Heading 2"/>
-    <w:basedOn w:val="Normal"/>
-    <w:next w:val="Normal"/>
-    <w:qFormat/>
-    <w:pPr>
-      <w:keepNext/>
-      <w:keepLines/>
-      <w:spacing w:after="30" w:before="80"/>
-      <w:outlineLvl w:val="1"/>
-    </w:pPr>
-    <w:rPr>
-      <w:rFonts w:ascii="Arial" w:cs="Arial" w:eastAsia="Arial" w:hAnsi="Arial"/>
-      <w:b/>
-      <w:bCs/>
-      <w:color w:val="512EAB"/>
-      <w:sz w:val="21"/>
-      <w:szCs w:val="21"/>
+      <w:rFonts w:ascii="Times New Roman" w:eastAsia="Times New Roman" w:hAnsi="Times New Roman" w:cs="Times New Roman"/>
+      <w:color w:val="auto"/>
+      <w:sz w:val="24"/>
+      <w:szCs w:val="24"/>
     </w:rPr>
   </w:style>
 </w:styles>
+</file>
+
+<file path=word/theme/theme1.xml><?xml version="1.0" encoding="utf-8"?>
+<a:theme xmlns:a="http://schemas.openxmlformats.org/drawingml/2006/main" name="Office Theme">
+  <a:themeElements>
+    <a:clrScheme name="Office">
+      <a:dk1>
+        <a:sysClr val="windowText" lastClr="000000"/>
+      </a:dk1>
+      <a:lt1>
+        <a:sysClr val="window" lastClr="FFFFFF"/>
+      </a:lt1>
+      <a:dk2>
+        <a:srgbClr val="0E2841"/>
+      </a:dk2>
+      <a:lt2>
+        <a:srgbClr val="E8E8E8"/>
+      </a:lt2>
+      <a:accent1>
+        <a:srgbClr val="156082"/>
+      </a:accent1>
+      <a:accent2>
+        <a:srgbClr val="E97132"/>
+      </a:accent2>
+      <a:accent3>
+        <a:srgbClr val="196B24"/>
+      </a:accent3>
+      <a:accent4>
+        <a:srgbClr val="0F9ED5"/>
+      </a:accent4>
+      <a:accent5>
+        <a:srgbClr val="A02B93"/>
+      </a:accent5>
+      <a:accent6>
+        <a:srgbClr val="4EA72E"/>
+      </a:accent6>
+      <a:hlink>
+        <a:srgbClr val="467886"/>
+      </a:hlink>
+      <a:folHlink>
+        <a:srgbClr val="96607D"/>
+      </a:folHlink>
+    </a:clrScheme>
+    <a:fontScheme name="Office">
+      <a:majorFont>
+        <a:latin typeface="Aptos Display" panose="02110004020202020204"/>
+        <a:ea typeface=""/>
+        <a:cs typeface=""/>
+        <a:font script="Jpan" typeface="游ゴシック Light"/>
+        <a:font script="Hang" typeface="맑은 고딕"/>
+        <a:font script="Hans" typeface="等线 Light"/>
+        <a:font script="Hant" typeface="新細明體"/>
+        <a:font script="Arab" typeface="Times New Roman"/>
+        <a:font script="Hebr" typeface="Times New Roman"/>
+        <a:font script="Thai" typeface="Angsana New"/>
+        <a:font script="Ethi" typeface="Nyala"/>
+        <a:font script="Beng" typeface="Vrinda"/>
+        <a:font script="Gujr" typeface="Shruti"/>
+        <a:font script="Khmr" typeface="MoolBoran"/>
+        <a:font script="Knda" typeface="Tunga"/>
+        <a:font script="Guru" typeface="Raavi"/>
+        <a:font script="Cans" typeface="Euphemia"/>
+        <a:font script="Cher" typeface="Plantagenet Cherokee"/>
+        <a:font script="Yiii" typeface="Microsoft Yi Baiti"/>
+        <a:font script="Tibt" typeface="Microsoft Himalaya"/>
+        <a:font script="Thaa" typeface="MV Boli"/>
+        <a:font script="Deva" typeface="Mangal"/>
+        <a:font script="Telu" typeface="Gautami"/>
+        <a:font script="Taml" typeface="Latha"/>
+        <a:font script="Syrc" typeface="Estrangelo Edessa"/>
+        <a:font script="Orya" typeface="Kalinga"/>
+        <a:font script="Mlym" typeface="Kartika"/>
+        <a:font script="Laoo" typeface="DokChampa"/>
+        <a:font script="Sinh" typeface="Iskoola Pota"/>
+        <a:font script="Mong" typeface="Mongolian Baiti"/>
+        <a:font script="Viet" typeface="Times New Roman"/>
+        <a:font script="Uigh" typeface="Microsoft Uighur"/>
+        <a:font script="Geor" typeface="Sylfaen"/>
+        <a:font script="Armn" typeface="Arial"/>
+        <a:font script="Bugi" typeface="Leelawadee UI"/>
+        <a:font script="Bopo" typeface="Microsoft JhengHei"/>
+        <a:font script="Java" typeface="Javanese Text"/>
+        <a:font script="Lisu" typeface="Segoe UI"/>
+        <a:font script="Mymr" typeface="Myanmar Text"/>
+        <a:font script="Nkoo" typeface="Ebrima"/>
+        <a:font script="Olck" typeface="Nirmala UI"/>
+        <a:font script="Osma" typeface="Ebrima"/>
+        <a:font script="Phag" typeface="Phagspa"/>
+        <a:font script="Syrn" typeface="Estrangelo Edessa"/>
+        <a:font script="Syrj" typeface="Estrangelo Edessa"/>
+        <a:font script="Syre" typeface="Estrangelo Edessa"/>
+        <a:font script="Sora" typeface="Nirmala UI"/>
+        <a:font script="Tale" typeface="Microsoft Tai Le"/>
+        <a:font script="Talu" typeface="Microsoft New Tai Lue"/>
+        <a:font script="Tfng" typeface="Ebrima"/>
+      </a:majorFont>
+      <a:minorFont>
+        <a:latin typeface="Aptos" panose="02110004020202020204"/>
+        <a:ea typeface=""/>
+        <a:cs typeface=""/>
+        <a:font script="Jpan" typeface="游明朝"/>
+        <a:font script="Hang" typeface="맑은 고딕"/>
+        <a:font script="Hans" typeface="等线"/>
+        <a:font script="Hant" typeface="新細明體"/>
+        <a:font script="Arab" typeface="Arial"/>
+        <a:font script="Hebr" typeface="Arial"/>
+        <a:font script="Thai" typeface="Cordia New"/>
+        <a:font script="Ethi" typeface="Nyala"/>
+        <a:font script="Beng" typeface="Vrinda"/>
+        <a:font script="Gujr" typeface="Shruti"/>
+        <a:font script="Khmr" typeface="DaunPenh"/>
+        <a:font script="Knda" typeface="Tunga"/>
+        <a:font script="Guru" typeface="Raavi"/>
+        <a:font script="Cans" typeface="Euphemia"/>
+        <a:font script="Cher" typeface="Plantagenet Cherokee"/>
+        <a:font script="Yiii" typeface="Microsoft Yi Baiti"/>
+        <a:font script="Tibt" typeface="Microsoft Himalaya"/>
+        <a:font script="Thaa" typeface="MV Boli"/>
+        <a:font script="Deva" typeface="Mangal"/>
+        <a:font script="Telu" typeface="Gautami"/>
+        <a:font script="Taml" typeface="Latha"/>
+        <a:font script="Syrc" typeface="Estrangelo Edessa"/>
+        <a:font script="Orya" typeface="Kalinga"/>
+        <a:font script="Mlym" typeface="Kartika"/>
+        <a:font script="Laoo" typeface="DokChampa"/>
+        <a:font script="Sinh" typeface="Iskoola Pota"/>
+        <a:font script="Mong" typeface="Mongolian Baiti"/>
+        <a:font script="Viet" typeface="Arial"/>
+        <a:font script="Uigh" typeface="Microsoft Uighur"/>
+        <a:font script="Geor" typeface="Sylfaen"/>
+        <a:font script="Armn" typeface="Arial"/>
+        <a:font script="Bugi" typeface="Leelawadee UI"/>
+        <a:font script="Bopo" typeface="Microsoft JhengHei"/>
+        <a:font script="Java" typeface="Javanese Text"/>
+        <a:font script="Lisu" typeface="Segoe UI"/>
+        <a:font script="Mymr" typeface="Myanmar Text"/>
+        <a:font script="Nkoo" typeface="Ebrima"/>
+        <a:font script="Olck" typeface="Nirmala UI"/>
+        <a:font script="Osma" typeface="Ebrima"/>
+        <a:font script="Phag" typeface="Phagspa"/>
+        <a:font script="Syrn" typeface="Estrangelo Edessa"/>
+        <a:font script="Syrj" typeface="Estrangelo Edessa"/>
+        <a:font script="Syre" typeface="Estrangelo Edessa"/>
+        <a:font script="Sora" typeface="Nirmala UI"/>
+        <a:font script="Tale" typeface="Microsoft Tai Le"/>
+        <a:font script="Talu" typeface="Microsoft New Tai Lue"/>
+        <a:font script="Tfng" typeface="Ebrima"/>
+      </a:minorFont>
+    </a:fontScheme>
+    <a:fmtScheme name="Office">
+      <a:fillStyleLst>
+        <a:solidFill>
+          <a:schemeClr val="phClr"/>
+        </a:solidFill>
+        <a:gradFill rotWithShape="1">
+          <a:gsLst>
+            <a:gs pos="0">
+              <a:schemeClr val="phClr">
+                <a:lumMod val="110000"/>
+                <a:satMod val="105000"/>
+                <a:tint val="67000"/>
+              </a:schemeClr>
+            </a:gs>
+            <a:gs pos="50000">
+              <a:schemeClr val="phClr">
+                <a:lumMod val="105000"/>
+                <a:satMod val="103000"/>
+                <a:tint val="73000"/>
+              </a:schemeClr>
+            </a:gs>
+            <a:gs pos="100000">
+              <a:schemeClr val="phClr">
+                <a:lumMod val="105000"/>
+                <a:satMod val="109000"/>
+                <a:tint val="81000"/>
+              </a:schemeClr>
+            </a:gs>
+          </a:gsLst>
+          <a:lin ang="5400000" scaled="0"/>
+        </a:gradFill>
+        <a:gradFill rotWithShape="1">
+          <a:gsLst>
+            <a:gs pos="0">
+              <a:schemeClr val="phClr">
+                <a:satMod val="103000"/>
+                <a:lumMod val="102000"/>
+                <a:tint val="94000"/>
+              </a:schemeClr>
+            </a:gs>
+            <a:gs pos="50000">
+              <a:schemeClr val="phClr">
+                <a:satMod val="110000"/>
+                <a:lumMod val="100000"/>
+                <a:shade val="100000"/>
+              </a:schemeClr>
+            </a:gs>
+            <a:gs pos="100000">
+              <a:schemeClr val="phClr">
+                <a:lumMod val="99000"/>
+                <a:satMod val="120000"/>
+                <a:shade val="78000"/>
+              </a:schemeClr>
+            </a:gs>
+          </a:gsLst>
+          <a:lin ang="5400000" scaled="0"/>
+        </a:gradFill>
+      </a:fillStyleLst>
+      <a:lnStyleLst>
+        <a:ln w="12700" cap="flat" cmpd="sng" algn="ctr">
+          <a:solidFill>
+            <a:schemeClr val="phClr"/>
+          </a:solidFill>
+          <a:prstDash val="solid"/>
+          <a:miter lim="800000"/>
+        </a:ln>
+        <a:ln w="19050" cap="flat" cmpd="sng" algn="ctr">
+          <a:solidFill>
+            <a:schemeClr val="phClr"/>
+          </a:solidFill>
+          <a:prstDash val="solid"/>
+          <a:miter lim="800000"/>
+        </a:ln>
+        <a:ln w="25400" cap="flat" cmpd="sng" algn="ctr">
+          <a:solidFill>
+            <a:schemeClr val="phClr"/>
+          </a:solidFill>
+          <a:prstDash val="solid"/>
+          <a:miter lim="800000"/>
+        </a:ln>
+      </a:lnStyleLst>
+      <a:effectStyleLst>
+        <a:effectStyle>
+          <a:effectLst/>
+        </a:effectStyle>
+        <a:effectStyle>
+          <a:effectLst/>
+        </a:effectStyle>
+        <a:effectStyle>
+          <a:effectLst>
+            <a:outerShdw blurRad="57150" dist="19050" dir="5400000" algn="ctr" rotWithShape="0">
+              <a:srgbClr val="000000">
+                <a:alpha val="63000"/>
+              </a:srgbClr>
+            </a:outerShdw>
+          </a:effectLst>
+        </a:effectStyle>
+      </a:effectStyleLst>
+      <a:bgFillStyleLst>
+        <a:solidFill>
+          <a:schemeClr val="phClr"/>
+        </a:solidFill>
+        <a:solidFill>
+          <a:schemeClr val="phClr">
+            <a:tint val="95000"/>
+            <a:satMod val="170000"/>
+          </a:schemeClr>
+        </a:solidFill>
+        <a:gradFill rotWithShape="1">
+          <a:gsLst>
+            <a:gs pos="0">
+              <a:schemeClr val="phClr">
+                <a:tint val="93000"/>
+                <a:satMod val="150000"/>
+                <a:shade val="98000"/>
+                <a:lumMod val="102000"/>
+              </a:schemeClr>
+            </a:gs>
+            <a:gs pos="50000">
+              <a:schemeClr val="phClr">
+                <a:tint val="98000"/>
+                <a:satMod val="130000"/>
+                <a:shade val="90000"/>
+                <a:lumMod val="103000"/>
+              </a:schemeClr>
+            </a:gs>
+            <a:gs pos="100000">
+              <a:schemeClr val="phClr">
+                <a:shade val="63000"/>
+                <a:satMod val="120000"/>
+              </a:schemeClr>
+            </a:gs>
+          </a:gsLst>
+          <a:lin ang="5400000" scaled="0"/>
+        </a:gradFill>
+      </a:bgFillStyleLst>
+    </a:fmtScheme>
+  </a:themeElements>
+  <a:objectDefaults>
+    <a:lnDef>
+      <a:spPr/>
+      <a:bodyPr/>
+      <a:lstStyle/>
+      <a:style>
+        <a:lnRef idx="2">
+          <a:schemeClr val="accent1"/>
+        </a:lnRef>
+        <a:fillRef idx="0">
+          <a:schemeClr val="accent1"/>
+        </a:fillRef>
+        <a:effectRef idx="1">
+          <a:schemeClr val="accent1"/>
+        </a:effectRef>
+        <a:fontRef idx="minor">
+          <a:schemeClr val="tx1"/>
+        </a:fontRef>
+      </a:style>
+    </a:lnDef>
+  </a:objectDefaults>
+  <a:extraClrSchemeLst/>
+  <a:extLst>
+    <a:ext uri="{05A4C25C-085E-4340-85A3-A5531E510DB2}">
+      <thm15:themeFamily xmlns:thm15="http://schemas.microsoft.com/office/thememl/2012/main" name="Office Theme" id="{2E142A2C-CD16-42D6-873A-C26D2A0506FA}" vid="{1BDDFF52-6CD6-40A5-AB3C-68EB2F1E4D0A}"/>
+    </a:ext>
+  </a:extLst>
+</a:theme>
 </file>
--- a/Carrowmore_Framing_and_Call.docx
+++ b/Carrowmore_Framing_and_Call.docx
@@ -132,39 +132,7 @@
           <w:bCs/>
           <w:color w:val="002060"/>
         </w:rPr>
-        <w:t>Forty years of logbooks can be translated into an employer’s terms, graded impartially, and used to show a keeper what they are qualified for</w:t>
-      </w:r>
-      <w:r>
-        <w:rPr>
-          <w:b/>
-          <w:bCs/>
-          <w:color w:val="002060"/>
-        </w:rPr>
-        <w:t xml:space="preserve"> or </w:t>
-      </w:r>
-      <w:r>
-        <w:rPr>
-          <w:b/>
-          <w:bCs/>
-          <w:color w:val="002060"/>
-        </w:rPr>
-        <w:t>the route</w:t>
-      </w:r>
-      <w:r>
-        <w:rPr>
-          <w:b/>
-          <w:bCs/>
-          <w:color w:val="002060"/>
-        </w:rPr>
-        <w:t xml:space="preserve"> to get there</w:t>
-      </w:r>
-      <w:r>
-        <w:rPr>
-          <w:b/>
-          <w:bCs/>
-          <w:color w:val="002060"/>
-        </w:rPr>
-        <w:t>.</w:t>
+        <w:t xml:space="preserve">Forty years of logbooks can be translated into an employer’s terms, graded impartially, and used to show a keeper what they are qualified for or the route to get there.</w:t>
       </w:r>
     </w:p>
     <w:p>
@@ -310,72 +278,76 @@
       <w:pPr>
         <w:spacing w:after="50"/>
       </w:pPr>
+      <w:bookmarkStart w:id="0" w:name="OLE_LINK3"/>
       <w:r>
         <w:rPr>
           <w:b/>
           <w:bCs/>
         </w:rPr>
-        <w:t>Kill rules, set before any results:</w:t>
-      </w:r>
-      <w:r>
-        <w:t xml:space="preserve"> beat keyword search on the held-out keepers, find at least half the real evidence, and be wrong no more than 1 time in 10 to persevere (1 in 4 to pivot).</w:t>
-      </w:r>
-    </w:p>
-    <w:p>
-      <w:pPr>
-        <w:pStyle w:val="Heading2"/>
-      </w:pPr>
-      <w:r>
-        <w:t>What wasn’t built</w:t>
-      </w:r>
-    </w:p>
-    <w:p>
-      <w:pPr>
-        <w:spacing w:after="50"/>
-      </w:pPr>
-      <w:r>
-        <w:t>The raw pack (attribution took the Authority three weeks for 40 keepers; at 340 it is the kill at scale), four of six postings, small-boat work (needs the employer’s definition of small boats and swell), appraisals and manager notes (the tool seeks only what it needs), two untested desirables (supervising contractors, mentoring), the age-dependent “younger colleagues” criterion (age is not used), and real authentication (the mock sign-in shows who sees what, with no security).</w:t>
-      </w:r>
-    </w:p>
-    <w:p>
-      <w:pPr>
-        <w:pStyle w:val="Heading1"/>
-      </w:pPr>
-      <w:r>
-        <w:t>The call: persevere on the evidence, pivot on the language</w:t>
-      </w:r>
-    </w:p>
-    <w:p>
-      <w:pPr>
-        <w:spacing w:after="50"/>
-      </w:pPr>
+        <w:t>Kill rules</w:t>
+      </w:r>
+      <w:bookmarkEnd w:id="0"/>
       <w:r>
         <w:rPr>
           <w:b/>
           <w:bCs/>
         </w:rPr>
-        <w:t>The mapping held; the wording didn’t.</w:t>
-      </w:r>
-      <w:r>
-        <w:t xml:space="preserve"> Ship it advisor-reviewed until a second grader, a larger sample and a wording retest confirm it. On accuracy, my rules return </w:t>
-      </w:r>
-      <w:r>
+        <w:t>, set before results:</w:t>
+      </w:r>
+      <w:r>
+        <w:t xml:space="preserve"> beat keyword search on the held-out keepers, find at least half the real evidence, and be wrong no more than 1 time in 10 to persevere (more than 1 in 4 to kill).</w:t>
+      </w:r>
+    </w:p>
+    <w:p>
+      <w:pPr>
+        <w:pStyle w:val="Heading2"/>
+      </w:pPr>
+      <w:r>
+        <w:t>What wasn’t built</w:t>
+      </w:r>
+    </w:p>
+    <w:p>
+      <w:pPr>
+        <w:spacing w:after="50"/>
+      </w:pPr>
+      <w:r>
+        <w:t>The raw pack (attribution took the Authority three weeks for 40 keepers; at 340 it is the kill at scale), four of six postings, small-boat work (needs the employer’s definition of small boats and swell), appraisals and manager notes (the tool seeks only what it needs), two untested desirables (supervising contractors, mentoring), the age-dependent “younger colleagues” criterion (age is not used), and real authentication (the mock sign-in shows who sees what, with no security).</w:t>
+      </w:r>
+    </w:p>
+    <w:p>
+      <w:pPr>
+        <w:pStyle w:val="Heading1"/>
+      </w:pPr>
+      <w:r>
+        <w:t xml:space="preserve">The call: persevere, with advisor review</w:t>
+      </w:r>
+    </w:p>
+    <w:p>
+      <w:pPr>
+        <w:spacing w:after="50"/>
         <w:rPr>
           <w:i/>
           <w:iCs/>
         </w:rPr>
-        <w:t>leaning persevere</w:t>
-      </w:r>
-      <w:r>
-        <w:t xml:space="preserve">, </w:t>
-      </w:r>
-      <w:r>
-        <w:rPr>
-          <w:i/>
-          <w:iCs/>
-        </w:rPr>
-        <w:t xml:space="preserve">inconclusive sample size. </w:t>
-      </w:r>
+      </w:pPr>
+      <w:r>
+        <w:rPr>
+          <w:b/>
+          <w:bCs/>
+        </w:rPr>
+        <w:t xml:space="preserve">My rules return inconclusive, leaning persevere; my call is to persevere.</w:t>
+      </w:r>
+      <w:r>
+        <w:t xml:space="preserve"> </w:t>
+      </w:r>
+      <w:r>
+        <w:t xml:space="preserve">The AI beat the comparative keyword search for keepers’ qualifications, was wrong no more than 1 time in 10, and found more than half of the real evidence. Ship with advisor review until retesting with larger samples affirms or refines the logic.</w:t>
+      </w:r>
+    </w:p>
+    <w:p>
+      <w:pPr>
+        <w:spacing w:before="100" w:after="50"/>
+      </w:pPr>
     </w:p>
     <w:tbl>
       <w:tblPr>
@@ -425,7 +397,7 @@
             <w:pPr>
               <w:keepNext/>
             </w:pPr>
-            <w:bookmarkStart w:id="0" w:name="OLE_LINK2"/>
+            <w:bookmarkStart w:id="1" w:name="OLE_LINK2"/>
           </w:p>
         </w:tc>
         <w:tc>
@@ -520,31 +492,7 @@
               <w:rPr>
                 <w:color w:val="0D004D"/>
               </w:rPr>
-              <w:t xml:space="preserve">Overclaims </w:t>
-            </w:r>
-            <w:r>
-              <w:rPr>
-                <w:color w:val="0D004D"/>
-              </w:rPr>
-              <w:t xml:space="preserve">of all </w:t>
-            </w:r>
-            <w:r>
-              <w:rPr>
-                <w:color w:val="0D004D"/>
-              </w:rPr>
-              <w:t xml:space="preserve">10 keepers </w:t>
-            </w:r>
-            <w:r>
-              <w:rPr>
-                <w:color w:val="0D004D"/>
-              </w:rPr>
-              <w:t xml:space="preserve">used for training and testing </w:t>
-            </w:r>
-            <w:r>
-              <w:rPr>
-                <w:color w:val="0D004D"/>
-              </w:rPr>
-              <w:t>(False Positives)</w:t>
+              <w:t xml:space="preserve">Overclaims (False Positives) of all 10 test keepers</w:t>
             </w:r>
           </w:p>
         </w:tc>
@@ -636,19 +584,7 @@
               <w:rPr>
                 <w:color w:val="0D004D"/>
               </w:rPr>
-              <w:t xml:space="preserve">Recall (% </w:t>
-            </w:r>
-            <w:r>
-              <w:rPr>
-                <w:color w:val="0D004D"/>
-              </w:rPr>
-              <w:t xml:space="preserve">of hand grading matched </w:t>
-            </w:r>
-            <w:r>
-              <w:rPr>
-                <w:color w:val="0D004D"/>
-              </w:rPr>
-              <w:t>by tool)</w:t>
+              <w:t xml:space="preserve">Recall (% of hand grading matched by tool)</w:t>
             </w:r>
           </w:p>
         </w:tc>
@@ -740,25 +676,7 @@
               <w:rPr>
                 <w:color w:val="0D004D"/>
               </w:rPr>
-              <w:t>Overclaims of 3 test Keepers</w:t>
-            </w:r>
-            <w:r>
-              <w:rPr>
-                <w:color w:val="0D004D"/>
-              </w:rPr>
-              <w:t xml:space="preserve"> </w:t>
-            </w:r>
-            <w:r>
-              <w:rPr>
-                <w:color w:val="0D004D"/>
-              </w:rPr>
-              <w:t xml:space="preserve">used only for testing </w:t>
-            </w:r>
-            <w:r>
-              <w:rPr>
-                <w:color w:val="0D004D"/>
-              </w:rPr>
-              <w:t>(False Positives)</w:t>
+              <w:t xml:space="preserve">Overclaims (False Positives) of 3 held-out keepers, never used for tuning</w:t>
             </w:r>
           </w:p>
         </w:tc>
@@ -822,15 +740,7 @@
         </w:tc>
       </w:tr>
     </w:tbl>
-    <w:bookmarkEnd w:id="0"/>
-    <w:p>
-      <w:pPr>
-        <w:spacing w:before="100" w:after="50"/>
-      </w:pPr>
-      <w:r>
-        <w:t>The AI beat keyword search on the held-out keepers, but 6% sits near the persevere edge. Logs show maintenance, fault-finding and permits well and HV switching poorly (voltage is rarely stated), the right failure for an insurer gate. On templated clean logs; raw text is the real test.</w:t>
-      </w:r>
-    </w:p>
+    <w:bookmarkEnd w:id="1"/>
     <w:p>
       <w:pPr>
         <w:pStyle w:val="Heading2"/>
@@ -849,7 +759,14 @@
         <w:spacing w:after="50"/>
       </w:pPr>
       <w:r>
-        <w:t xml:space="preserve">Reviewer 1: Took </w:t>
+        <w:rPr>
+          <w:b/>
+          <w:bCs/>
+        </w:rPr>
+        <w:t>Reviewer 1</w:t>
+      </w:r>
+      <w:r>
+        <w:t xml:space="preserve">: Took </w:t>
       </w:r>
       <w:r>
         <w:rPr>
@@ -892,7 +809,14 @@
         <w:spacing w:after="50"/>
       </w:pPr>
       <w:r>
-        <w:t xml:space="preserve">Reviewer 2: Understood how documented experience lined up with each role, but was surprised that </w:t>
+        <w:rPr>
+          <w:b/>
+          <w:bCs/>
+        </w:rPr>
+        <w:t>Reviewer 2</w:t>
+      </w:r>
+      <w:r>
+        <w:t xml:space="preserve">: Understood how documented experience lined up with each role, but was surprised that </w:t>
       </w:r>
       <w:r>
         <w:rPr>
@@ -902,7 +826,7 @@
         <w:t>Closest to ready</w:t>
       </w:r>
       <w:r>
-        <w:t xml:space="preserve"> needed a click to show the ranked list, that “honest” implied a dishonest route, and that “Insufficient logged experience” read as no experience. The last two are fixed; the ranked list is next.</w:t>
+        <w:t xml:space="preserve"> needed a click to show the ranked list, that “honest” verbiage implied a dishonest route, and that “Insufficient logged experience” read as no experience. The last two are fixed; the ranked list is next.</w:t>
       </w:r>
     </w:p>
     <w:p>
@@ -915,7 +839,14 @@
         <w:spacing w:after="50"/>
       </w:pPr>
       <w:r>
-        <w:t>AI and QA: I set the test rules before any results and graded by hand (ai-was-wrong.md). Claude invented a figure, proposed a baseless kill threshold, applied mixed labeling formats, shipped a scoring bug that would have flipped the call, and inferred authorization from logs. Final QA of 228 screens fixed an overclaiming route line, verdicts resting on one repeated log line (now two dates and two sentences: 7 lines demoted, re-scored at 6.5% overclaims and 76% recall), and 3 certificates with no renewal on file.</w:t>
+        <w:rPr>
+          <w:b/>
+          <w:bCs/>
+        </w:rPr>
+        <w:t>AI and QA</w:t>
+      </w:r>
+      <w:r>
+        <w:t>: I set the test rules before any results and graded by hand (ai-was-wrong.md). Claude invented a figure, proposed a baseless kill threshold, applied mixed labeling formats, shipped a scoring bug that would have flipped the call, and inferred authorization from logs. Final QA of 228 screens fixed an overclaiming route line, verdicts resting on one repeated log line (now two dates and two sentences: 7 lines demoted, re-scored at 6.5% overclaims and 76% recall), and 3 certificates with no renewal on file.</w:t>
       </w:r>
     </w:p>
     <w:p>
@@ -928,61 +859,29 @@
         <w:spacing w:after="50"/>
       </w:pPr>
       <w:r>
-        <w:t>Accessibility: plain language, symbols with color, WCAG AA contrast. Time: about 3 hours, 1 each on discovery, build, and testing and write-up.</w:t>
-      </w:r>
-    </w:p>
-    <w:p>
-      <w:pPr>
-        <w:spacing w:after="50"/>
-      </w:pPr>
-      <w:r>
         <w:rPr>
           <w:b/>
           <w:bCs/>
         </w:rPr>
+        <w:t>Accessibility</w:t>
+      </w:r>
+      <w:r>
+        <w:t>: plain language, symbols with color, WCAG AA contrast. Time: about 3 hours, 1 each on discovery, build, and testing and write-up.</w:t>
+      </w:r>
+    </w:p>
+    <w:p>
+      <w:pPr>
+        <w:spacing w:after="50"/>
+      </w:pPr>
+      <w:r>
+        <w:rPr>
+          <w:b/>
+          <w:bCs/>
+        </w:rPr>
         <w:t>If this graduated:</w:t>
       </w:r>
       <w:r>
-        <w:t xml:space="preserve"> throw away the testing shortcuts (one-time AI labels, one file holding every record, a sign-in </w:t>
-      </w:r>
-      <w:r>
-        <w:t xml:space="preserve">for UX </w:t>
-      </w:r>
-      <w:r>
-        <w:t>with no security). Ke</w:t>
-      </w:r>
-      <w:r>
-        <w:t xml:space="preserve">ep: the logic (translating between natural language and prescribed qualifications), </w:t>
-      </w:r>
-      <w:r>
-        <w:t xml:space="preserve">the </w:t>
-      </w:r>
-      <w:r>
-        <w:t xml:space="preserve">qualification </w:t>
-      </w:r>
-      <w:r>
-        <w:t>label</w:t>
-      </w:r>
-      <w:r>
-        <w:t>s</w:t>
-      </w:r>
-      <w:r>
-        <w:t>, the rule that log</w:t>
-      </w:r>
-      <w:r>
-        <w:t>ged evidence</w:t>
-      </w:r>
-      <w:r>
-        <w:t xml:space="preserve"> never clear</w:t>
-      </w:r>
-      <w:r>
-        <w:t>s</w:t>
-      </w:r>
-      <w:r>
-        <w:t xml:space="preserve"> a licensed requirement, and the test setup</w:t>
-      </w:r>
-      <w:r>
-        <w:t xml:space="preserve">. Roadmap would consider addition of estimated certification cost and time for candidates to meet requirements. </w:t>
+        <w:t xml:space="preserve"> throw away the testing shortcuts (one-time AI labels, one file holding every record, a sign-in for UX with no security). Keep: the logic (translating between natural language and prescribed qualifications), the qualification labels, the rule that logged evidence never clears a licensed requirement, and the test setup. Roadmap would consider addition of estimated certification cost and time for candidates to meet requirements. </w:t>
       </w:r>
     </w:p>
     <w:sectPr>
